--- a/system-development/guides/development-guide-hy.docx
+++ b/system-development/guides/development-guide-hy.docx
@@ -85,67 +85,7 @@
         <w:jc w:val="left"/>
       </w:pPr>
       <w:r>
-        <w:rPr>
-          <w:rFonts w:ascii="Mshtakan" w:hAnsi="Mshtakan" w:eastAsia="Mshtakan" w:cs="Mshtakan"/>
-          <w:color w:val="000000"/>
-          <w:rtl w:val="0"/>
-          <w:lang w:val="hy-AM" w:eastAsia="hy-AM" w:bidi="hy-AM"/>
-        </w:rPr>
-        <w:t xml:space="preserve">Տարբերակ </w:t>
-      </w:r>
-      <w:r>
-        <w:rPr>
-          <w:rFonts w:ascii="Mshtakan" w:hAnsi="Mshtakan" w:eastAsia="Mshtakan" w:cs="Mshtakan"/>
-          <w:color w:val="000000"/>
-          <w:rtl w:val="0"/>
-          <w:lang w:val="en-US" w:eastAsia="hy-AM" w:bidi="hy-AM"/>
-        </w:rPr>
-        <w:t>1.1.2</w:t>
-      </w:r>
-      <w:r>
-        <w:rPr>
-          <w:rFonts w:ascii="Mshtakan" w:hAnsi="Mshtakan" w:eastAsia="Mshtakan" w:cs="Mshtakan"/>
-          <w:color w:val="000000"/>
-          <w:rtl w:val="0"/>
-          <w:lang w:val="hy-AM" w:eastAsia="hy-AM" w:bidi="hy-AM"/>
-        </w:rPr>
-        <w:t xml:space="preserve"> · Ստուգված է </w:t>
-      </w:r>
-      <w:r>
-        <w:rPr>
-          <w:rFonts w:ascii="Mshtakan" w:hAnsi="Mshtakan" w:eastAsia="Mshtakan" w:cs="Mshtakan"/>
-          <w:color w:val="000000"/>
-          <w:rtl w:val="0"/>
-          <w:lang w:val="en-US" w:eastAsia="hy-AM" w:bidi="hy-AM"/>
-        </w:rPr>
-        <w:t>2026</w:t>
-      </w:r>
-      <w:r>
-        <w:rPr>
-          <w:rFonts w:ascii="Mshtakan" w:hAnsi="Mshtakan" w:eastAsia="Mshtakan" w:cs="Mshtakan"/>
-          <w:color w:val="000000"/>
-          <w:rtl w:val="0"/>
-          <w:lang w:val="hy-AM" w:eastAsia="hy-AM" w:bidi="hy-AM"/>
-        </w:rPr>
-        <w:t xml:space="preserve"> թվականի հոկտեմբերի </w:t>
-      </w:r>
-      <w:r>
-        <w:rPr>
-          <w:rFonts w:ascii="Mshtakan" w:hAnsi="Mshtakan" w:eastAsia="Mshtakan" w:cs="Mshtakan"/>
-          <w:color w:val="000000"/>
-          <w:rtl w:val="0"/>
-          <w:lang w:val="en-US" w:eastAsia="hy-AM" w:bidi="hy-AM"/>
-        </w:rPr>
-        <w:t>8-</w:t>
-      </w:r>
-      <w:r>
-        <w:rPr>
-          <w:rFonts w:ascii="Mshtakan" w:hAnsi="Mshtakan" w:eastAsia="Mshtakan" w:cs="Mshtakan"/>
-          <w:color w:val="000000"/>
-          <w:rtl w:val="0"/>
-          <w:lang w:val="hy-AM" w:eastAsia="hy-AM" w:bidi="hy-AM"/>
-        </w:rPr>
-        <w:t>ին</w:t>
+        <w:t>1.4.0 · 2026-10-10</w:t>
       </w:r>
     </w:p>
     <w:p>
@@ -327,7 +267,7 @@
           <w:rtl w:val="0"/>
           <w:lang w:val="en-US" w:eastAsia="hy-AM" w:bidi="hy-AM"/>
         </w:rPr>
-        <w:t>PrintNode</w:t>
+        <w:t>CUPS</w:t>
       </w:r>
       <w:r>
         <w:rPr>
@@ -993,7 +933,7 @@
               <w:left w:w="100" w:type="dxa"/>
               <w:right w:w="100" w:type="dxa"/>
             </w:tcMar>
-            <w:shd w:fill="E7EDF2"/>
+            <w:shd w:fill="D9D9D9" w:val="clear"/>
           </w:tcPr>
           <w:p>
             <w:pPr>
@@ -1025,7 +965,7 @@
               <w:left w:w="100" w:type="dxa"/>
               <w:right w:w="100" w:type="dxa"/>
             </w:tcMar>
-            <w:shd w:fill="E7EDF2"/>
+            <w:shd w:fill="D9D9D9" w:val="clear"/>
           </w:tcPr>
           <w:p>
             <w:pPr>
@@ -1677,133 +1617,14 @@
     <w:p>
       <w:pPr>
         <w:bidi w:val="0"/>
-        <w:jc w:val="left"/>
+        <w:jc w:val="start"/>
       </w:pPr>
       <w:r>
         <w:rPr>
-          <w:rFonts w:ascii="Mshtakan" w:hAnsi="Mshtakan" w:eastAsia="Mshtakan" w:cs="Mshtakan"/>
-          <w:color w:val="000000"/>
-          <w:rtl w:val="0"/>
-          <w:lang w:val="en-US" w:eastAsia="hy-AM" w:bidi="hy-AM"/>
-        </w:rPr>
-        <w:t>classic</w:t>
-      </w:r>
-      <w:r>
-        <w:rPr>
-          <w:rFonts w:ascii="Mshtakan" w:hAnsi="Mshtakan" w:eastAsia="Mshtakan" w:cs="Mshtakan"/>
-          <w:color w:val="000000"/>
-          <w:rtl w:val="0"/>
-          <w:lang w:val="hy-AM" w:eastAsia="hy-AM" w:bidi="hy-AM"/>
-        </w:rPr>
-        <w:t xml:space="preserve"> և </w:t>
-      </w:r>
-      <w:r>
-        <w:rPr>
-          <w:rFonts w:ascii="Mshtakan" w:hAnsi="Mshtakan" w:eastAsia="Mshtakan" w:cs="Mshtakan"/>
-          <w:color w:val="000000"/>
-          <w:rtl w:val="0"/>
-          <w:lang w:val="en-US" w:eastAsia="hy-AM" w:bidi="hy-AM"/>
-        </w:rPr>
-        <w:t>compact-</w:t>
-      </w:r>
-      <w:r>
-        <w:rPr>
-          <w:rFonts w:ascii="Mshtakan" w:hAnsi="Mshtakan" w:eastAsia="Mshtakan" w:cs="Mshtakan"/>
-          <w:color w:val="000000"/>
-          <w:rtl w:val="0"/>
-          <w:lang w:val="hy-AM" w:eastAsia="hy-AM" w:bidi="hy-AM"/>
-        </w:rPr>
-        <w:t xml:space="preserve">ը </w:t>
-      </w:r>
-      <w:r>
-        <w:rPr>
-          <w:rFonts w:ascii="Mshtakan" w:hAnsi="Mshtakan" w:eastAsia="Mshtakan" w:cs="Mshtakan"/>
-          <w:color w:val="000000"/>
-          <w:rtl w:val="0"/>
-          <w:lang w:val="en-US" w:eastAsia="hy-AM" w:bidi="hy-AM"/>
-        </w:rPr>
-        <w:t>A4</w:t>
-      </w:r>
-      <w:r>
-        <w:rPr>
-          <w:rFonts w:ascii="Mshtakan" w:hAnsi="Mshtakan" w:eastAsia="Mshtakan" w:cs="Mshtakan"/>
-          <w:color w:val="000000"/>
-          <w:rtl w:val="0"/>
-          <w:lang w:val="hy-AM" w:eastAsia="hy-AM" w:bidi="hy-AM"/>
-        </w:rPr>
-        <w:t xml:space="preserve"> ուղղահայաց են։ Ջերմային </w:t>
-      </w:r>
-      <w:r>
-        <w:rPr>
-          <w:rFonts w:ascii="Mshtakan" w:hAnsi="Mshtakan" w:eastAsia="Mshtakan" w:cs="Mshtakan"/>
-          <w:color w:val="000000"/>
-          <w:rtl w:val="0"/>
-          <w:lang w:val="en-US" w:eastAsia="hy-AM" w:bidi="hy-AM"/>
-        </w:rPr>
-        <w:t>PDF-</w:t>
-      </w:r>
-      <w:r>
-        <w:rPr>
-          <w:rFonts w:ascii="Mshtakan" w:hAnsi="Mshtakan" w:eastAsia="Mshtakan" w:cs="Mshtakan"/>
-          <w:color w:val="000000"/>
-          <w:rtl w:val="0"/>
-          <w:lang w:val="hy-AM" w:eastAsia="hy-AM" w:bidi="hy-AM"/>
-        </w:rPr>
-        <w:t xml:space="preserve">ի լայնությունը </w:t>
-      </w:r>
-      <w:r>
-        <w:rPr>
-          <w:rFonts w:ascii="Mshtakan" w:hAnsi="Mshtakan" w:eastAsia="Mshtakan" w:cs="Mshtakan"/>
-          <w:color w:val="000000"/>
-          <w:rtl w:val="0"/>
-          <w:lang w:val="en-US" w:eastAsia="hy-AM" w:bidi="hy-AM"/>
-        </w:rPr>
-        <w:t>80</w:t>
-      </w:r>
-      <w:r>
-        <w:rPr>
-          <w:rFonts w:ascii="Mshtakan" w:hAnsi="Mshtakan" w:eastAsia="Mshtakan" w:cs="Mshtakan"/>
-          <w:color w:val="000000"/>
-          <w:rtl w:val="0"/>
-          <w:lang w:val="hy-AM" w:eastAsia="hy-AM" w:bidi="hy-AM"/>
-        </w:rPr>
-        <w:t xml:space="preserve"> մմ է, փոփոխվող բարձրությունը՝ մինչև </w:t>
-      </w:r>
-      <w:r>
-        <w:rPr>
-          <w:rFonts w:ascii="Mshtakan" w:hAnsi="Mshtakan" w:eastAsia="Mshtakan" w:cs="Mshtakan"/>
-          <w:color w:val="000000"/>
-          <w:rtl w:val="0"/>
-          <w:lang w:val="en-US" w:eastAsia="hy-AM" w:bidi="hy-AM"/>
-        </w:rPr>
-        <w:t>1000</w:t>
-      </w:r>
-      <w:r>
-        <w:rPr>
-          <w:rFonts w:ascii="Mshtakan" w:hAnsi="Mshtakan" w:eastAsia="Mshtakan" w:cs="Mshtakan"/>
-          <w:color w:val="000000"/>
-          <w:rtl w:val="0"/>
-          <w:lang w:val="hy-AM" w:eastAsia="hy-AM" w:bidi="hy-AM"/>
-        </w:rPr>
-        <w:t xml:space="preserve"> մմ մեկ էջում։ Դիտարկիչի թուղթը որոշում է վարորդը։ Ստուգեք նմուշը, իրական պատվերը, </w:t>
-      </w:r>
-      <w:r>
-        <w:rPr>
-          <w:rFonts w:ascii="Mshtakan" w:hAnsi="Mshtakan" w:eastAsia="Mshtakan" w:cs="Mshtakan"/>
-          <w:color w:val="000000"/>
-          <w:rtl w:val="0"/>
-          <w:lang w:val="en-US" w:eastAsia="hy-AM" w:bidi="hy-AM"/>
-        </w:rPr>
-        <w:t>RTL</w:t>
-      </w:r>
-      <w:r>
-        <w:rPr>
-          <w:rFonts w:ascii="Mshtakan" w:hAnsi="Mshtakan" w:eastAsia="Mshtakan" w:cs="Mshtakan"/>
-          <w:color w:val="000000"/>
-          <w:rtl w:val="0"/>
-          <w:lang w:val="hy-AM" w:eastAsia="hy-AM" w:bidi="hy-AM"/>
-        </w:rPr>
-        <w:t xml:space="preserve"> և թղթային տպումը։</w:t>
+          <w:lang w:val="hy-AM" w:bidi="hy-AM"/>
+          <w:rtl w:val="0"/>
+        </w:rPr>
+        <w:t>Classic և compact ձևանմուշներն օգտագործում են A4, classic-a5-ը՝ A5։ Thermal և thermal58 էջերը 80 × 297 և 58 × 297 մմ են։ Առաքման պիտակը A6 է, փաթեթավորման ցուցակը՝ A4։ Բրաուզերի թուղթը որոշում է վարորդը։ 58 մմ-ի համար ընտրեք QR և ստուգեք թղթային տպումը։</w:t>
       </w:r>
     </w:p>
     <w:p>
@@ -2364,268 +2185,14 @@
     <w:p>
       <w:pPr>
         <w:bidi w:val="0"/>
-        <w:jc w:val="left"/>
+        <w:jc w:val="start"/>
       </w:pPr>
       <w:r>
         <w:rPr>
-          <w:rFonts w:ascii="Mshtakan" w:hAnsi="Mshtakan" w:eastAsia="Mshtakan" w:cs="Mshtakan"/>
-          <w:color w:val="000000"/>
-          <w:rtl w:val="0"/>
-          <w:lang w:val="hy-AM" w:eastAsia="hy-AM" w:bidi="hy-AM"/>
-        </w:rPr>
-        <w:t xml:space="preserve">Ձևանմուշը ստանում է </w:t>
-      </w:r>
-      <w:r>
-        <w:rPr>
-          <w:rFonts w:ascii="Courier New" w:hAnsi="Courier New" w:eastAsia="Courier New" w:cs="Courier New"/>
-          <w:color w:val="000000"/>
-          <w:rtl w:val="0"/>
-          <w:lang w:val="en-US" w:eastAsia="hy-AM" w:bidi="hy-AM"/>
-        </w:rPr>
-        <w:t>$invoice</w:t>
-      </w:r>
-      <w:r>
-        <w:rPr>
-          <w:rFonts w:ascii="Mshtakan" w:hAnsi="Mshtakan" w:eastAsia="Mshtakan" w:cs="Mshtakan"/>
-          <w:color w:val="000000"/>
-          <w:rtl w:val="0"/>
-          <w:lang w:val="hy-AM" w:eastAsia="hy-AM" w:bidi="hy-AM"/>
-        </w:rPr>
-        <w:t xml:space="preserve"> և </w:t>
-      </w:r>
-      <w:r>
-        <w:rPr>
-          <w:rFonts w:ascii="Courier New" w:hAnsi="Courier New" w:eastAsia="Courier New" w:cs="Courier New"/>
-          <w:color w:val="000000"/>
-          <w:rtl w:val="0"/>
-          <w:lang w:val="en-US" w:eastAsia="hy-AM" w:bidi="hy-AM"/>
-        </w:rPr>
-        <w:t>$template</w:t>
-      </w:r>
-      <w:r>
-        <w:rPr>
-          <w:rFonts w:ascii="Mshtakan" w:hAnsi="Mshtakan" w:eastAsia="Mshtakan" w:cs="Mshtakan"/>
-          <w:color w:val="000000"/>
-          <w:rtl w:val="0"/>
-          <w:lang w:val="hy-AM" w:eastAsia="hy-AM" w:bidi="hy-AM"/>
-        </w:rPr>
-        <w:t xml:space="preserve">։ Պահեք </w:t>
-      </w:r>
-      <w:r>
-        <w:rPr>
-          <w:rFonts w:ascii="Mshtakan" w:hAnsi="Mshtakan" w:eastAsia="Mshtakan" w:cs="Mshtakan"/>
-          <w:color w:val="000000"/>
-          <w:rtl w:val="0"/>
-          <w:lang w:val="en-US" w:eastAsia="hy-AM" w:bidi="hy-AM"/>
-        </w:rPr>
-        <w:t>ABSPATH</w:t>
-      </w:r>
-      <w:r>
-        <w:rPr>
-          <w:rFonts w:ascii="Mshtakan" w:hAnsi="Mshtakan" w:eastAsia="Mshtakan" w:cs="Mshtakan"/>
-          <w:color w:val="000000"/>
-          <w:rtl w:val="0"/>
-          <w:lang w:val="hy-AM" w:eastAsia="hy-AM" w:bidi="hy-AM"/>
-        </w:rPr>
-        <w:t xml:space="preserve">, </w:t>
-      </w:r>
-      <w:r>
-        <w:rPr>
-          <w:rFonts w:ascii="Mshtakan" w:hAnsi="Mshtakan" w:eastAsia="Mshtakan" w:cs="Mshtakan"/>
-          <w:color w:val="000000"/>
-          <w:rtl w:val="0"/>
-          <w:lang w:val="en-US" w:eastAsia="hy-AM" w:bidi="hy-AM"/>
-        </w:rPr>
-        <w:t>UTF-8</w:t>
-      </w:r>
-      <w:r>
-        <w:rPr>
-          <w:rFonts w:ascii="Mshtakan" w:hAnsi="Mshtakan" w:eastAsia="Mshtakan" w:cs="Mshtakan"/>
-          <w:color w:val="000000"/>
-          <w:rtl w:val="0"/>
-          <w:lang w:val="hy-AM" w:eastAsia="hy-AM" w:bidi="hy-AM"/>
-        </w:rPr>
-        <w:t xml:space="preserve"> և լեզվի նշումը։ </w:t>
-      </w:r>
-      <w:r>
-        <w:rPr>
-          <w:rFonts w:ascii="Courier New" w:hAnsi="Courier New" w:eastAsia="Courier New" w:cs="Courier New"/>
-          <w:color w:val="000000"/>
-          <w:rtl w:val="0"/>
-          <w:lang w:val="en-US" w:eastAsia="hy-AM" w:bidi="hy-AM"/>
-        </w:rPr>
-        <w:t>$invoice-&gt;rtl-</w:t>
-      </w:r>
-      <w:r>
-        <w:rPr>
-          <w:rFonts w:ascii="Mshtakan" w:hAnsi="Mshtakan" w:eastAsia="Mshtakan" w:cs="Mshtakan"/>
-          <w:color w:val="000000"/>
-          <w:rtl w:val="0"/>
-          <w:lang w:val="hy-AM" w:eastAsia="hy-AM" w:bidi="hy-AM"/>
-        </w:rPr>
-        <w:t xml:space="preserve">ից որոշեք </w:t>
-      </w:r>
-      <w:r>
-        <w:rPr>
-          <w:rFonts w:ascii="Mshtakan" w:hAnsi="Mshtakan" w:eastAsia="Mshtakan" w:cs="Mshtakan"/>
-          <w:color w:val="000000"/>
-          <w:rtl w:val="0"/>
-          <w:lang w:val="en-US" w:eastAsia="hy-AM" w:bidi="hy-AM"/>
-        </w:rPr>
-        <w:t>dir</w:t>
-      </w:r>
-      <w:r>
-        <w:rPr>
-          <w:rFonts w:ascii="Mshtakan" w:hAnsi="Mshtakan" w:eastAsia="Mshtakan" w:cs="Mshtakan"/>
-          <w:color w:val="000000"/>
-          <w:rtl w:val="0"/>
-          <w:lang w:val="hy-AM" w:eastAsia="hy-AM" w:bidi="hy-AM"/>
-        </w:rPr>
-        <w:t xml:space="preserve">, </w:t>
-      </w:r>
-      <w:r>
-        <w:rPr>
-          <w:rFonts w:ascii="Mshtakan" w:hAnsi="Mshtakan" w:eastAsia="Mshtakan" w:cs="Mshtakan"/>
-          <w:color w:val="000000"/>
-          <w:rtl w:val="0"/>
-          <w:lang w:val="en-US" w:eastAsia="hy-AM" w:bidi="hy-AM"/>
-        </w:rPr>
-        <w:t>direction</w:t>
-      </w:r>
-      <w:r>
-        <w:rPr>
-          <w:rFonts w:ascii="Mshtakan" w:hAnsi="Mshtakan" w:eastAsia="Mshtakan" w:cs="Mshtakan"/>
-          <w:color w:val="000000"/>
-          <w:rtl w:val="0"/>
-          <w:lang w:val="hy-AM" w:eastAsia="hy-AM" w:bidi="hy-AM"/>
-        </w:rPr>
-        <w:t xml:space="preserve">, հավասարեցում և եզրեր․ էլփոստը, </w:t>
-      </w:r>
-      <w:r>
-        <w:rPr>
-          <w:rFonts w:ascii="Mshtakan" w:hAnsi="Mshtakan" w:eastAsia="Mshtakan" w:cs="Mshtakan"/>
-          <w:color w:val="000000"/>
-          <w:rtl w:val="0"/>
-          <w:lang w:val="en-US" w:eastAsia="hy-AM" w:bidi="hy-AM"/>
-        </w:rPr>
-        <w:t>SKU-</w:t>
-      </w:r>
-      <w:r>
-        <w:rPr>
-          <w:rFonts w:ascii="Mshtakan" w:hAnsi="Mshtakan" w:eastAsia="Mshtakan" w:cs="Mshtakan"/>
-          <w:color w:val="000000"/>
-          <w:rtl w:val="0"/>
-          <w:lang w:val="hy-AM" w:eastAsia="hy-AM" w:bidi="hy-AM"/>
-        </w:rPr>
-        <w:t xml:space="preserve">ն ու հեռախոսը մեկուսացրեք </w:t>
-      </w:r>
-      <w:r>
-        <w:rPr>
-          <w:rFonts w:ascii="Mshtakan" w:hAnsi="Mshtakan" w:eastAsia="Mshtakan" w:cs="Mshtakan"/>
-          <w:color w:val="000000"/>
-          <w:rtl w:val="0"/>
-          <w:lang w:val="en-US" w:eastAsia="hy-AM" w:bidi="hy-AM"/>
-        </w:rPr>
-        <w:t>LTR</w:t>
-      </w:r>
-      <w:r>
-        <w:rPr>
-          <w:rFonts w:ascii="Mshtakan" w:hAnsi="Mshtakan" w:eastAsia="Mshtakan" w:cs="Mshtakan"/>
-          <w:color w:val="000000"/>
-          <w:rtl w:val="0"/>
-          <w:lang w:val="hy-AM" w:eastAsia="hy-AM" w:bidi="hy-AM"/>
-        </w:rPr>
-        <w:t xml:space="preserve">։ Պարզ </w:t>
-      </w:r>
-      <w:r>
-        <w:rPr>
-          <w:rFonts w:ascii="Mshtakan" w:hAnsi="Mshtakan" w:eastAsia="Mshtakan" w:cs="Mshtakan"/>
-          <w:color w:val="000000"/>
-          <w:rtl w:val="0"/>
-          <w:lang w:val="en-US" w:eastAsia="hy-AM" w:bidi="hy-AM"/>
-        </w:rPr>
-        <w:t>CSS-</w:t>
-      </w:r>
-      <w:r>
-        <w:rPr>
-          <w:rFonts w:ascii="Mshtakan" w:hAnsi="Mshtakan" w:eastAsia="Mshtakan" w:cs="Mshtakan"/>
-          <w:color w:val="000000"/>
-          <w:rtl w:val="0"/>
-          <w:lang w:val="hy-AM" w:eastAsia="hy-AM" w:bidi="hy-AM"/>
-        </w:rPr>
-        <w:t xml:space="preserve">ը փորձեք դիտարկիչում և </w:t>
-      </w:r>
-      <w:r>
-        <w:rPr>
-          <w:rFonts w:ascii="Mshtakan" w:hAnsi="Mshtakan" w:eastAsia="Mshtakan" w:cs="Mshtakan"/>
-          <w:color w:val="000000"/>
-          <w:rtl w:val="0"/>
-          <w:lang w:val="en-US" w:eastAsia="hy-AM" w:bidi="hy-AM"/>
-        </w:rPr>
-        <w:t>mPDF-</w:t>
-      </w:r>
-      <w:r>
-        <w:rPr>
-          <w:rFonts w:ascii="Mshtakan" w:hAnsi="Mshtakan" w:eastAsia="Mshtakan" w:cs="Mshtakan"/>
-          <w:color w:val="000000"/>
-          <w:rtl w:val="0"/>
-          <w:lang w:val="hy-AM" w:eastAsia="hy-AM" w:bidi="hy-AM"/>
-        </w:rPr>
-        <w:t xml:space="preserve">ում։ </w:t>
-      </w:r>
-      <w:r>
-        <w:rPr>
-          <w:rFonts w:ascii="Mshtakan" w:hAnsi="Mshtakan" w:eastAsia="Mshtakan" w:cs="Mshtakan"/>
-          <w:color w:val="000000"/>
-          <w:rtl w:val="0"/>
-          <w:lang w:val="en-US" w:eastAsia="hy-AM" w:bidi="hy-AM"/>
-        </w:rPr>
-        <w:t>80mm-</w:t>
-      </w:r>
-      <w:r>
-        <w:rPr>
-          <w:rFonts w:ascii="Mshtakan" w:hAnsi="Mshtakan" w:eastAsia="Mshtakan" w:cs="Mshtakan"/>
-          <w:color w:val="000000"/>
-          <w:rtl w:val="0"/>
-          <w:lang w:val="hy-AM" w:eastAsia="hy-AM" w:bidi="hy-AM"/>
-        </w:rPr>
-        <w:t xml:space="preserve">ի համար պահեք </w:t>
-      </w:r>
-      <w:r>
-        <w:rPr>
-          <w:rFonts w:ascii="Mshtakan" w:hAnsi="Mshtakan" w:eastAsia="Mshtakan" w:cs="Mshtakan"/>
-          <w:color w:val="000000"/>
-          <w:rtl w:val="0"/>
-          <w:lang w:val="en-US" w:eastAsia="hy-AM" w:bidi="hy-AM"/>
-        </w:rPr>
-        <w:t>class=</w:t>
-      </w:r>
-      <w:r>
-        <w:rPr>
-          <w:rFonts w:ascii="Mshtakan" w:hAnsi="Mshtakan" w:eastAsia="Mshtakan" w:cs="Mshtakan"/>
-          <w:color w:val="000000"/>
-          <w:rtl w:val="0"/>
-          <w:lang w:val="hy-AM" w:eastAsia="hy-AM" w:bidi="hy-AM"/>
-        </w:rPr>
-        <w:t>"</w:t>
-      </w:r>
-      <w:r>
-        <w:rPr>
-          <w:rFonts w:ascii="Mshtakan" w:hAnsi="Mshtakan" w:eastAsia="Mshtakan" w:cs="Mshtakan"/>
-          <w:color w:val="000000"/>
-          <w:rtl w:val="0"/>
-          <w:lang w:val="en-US" w:eastAsia="hy-AM" w:bidi="hy-AM"/>
-        </w:rPr>
-        <w:t>item</w:t>
-      </w:r>
-      <w:r>
-        <w:rPr>
-          <w:rFonts w:ascii="Mshtakan" w:hAnsi="Mshtakan" w:eastAsia="Mshtakan" w:cs="Mshtakan"/>
-          <w:color w:val="000000"/>
-          <w:rtl w:val="0"/>
-          <w:lang w:val="hy-AM" w:eastAsia="hy-AM" w:bidi="hy-AM"/>
-        </w:rPr>
-        <w:t>"՝ բարձրության հաշվարկի համար։</w:t>
+          <w:lang w:val="hy-AM" w:bidi="hy-AM"/>
+          <w:rtl w:val="0"/>
+        </w:rPr>
+        <w:t xml:space="preserve">Ձևանմուշը ստանում է $invoice և $template։ Պահեք ABSPATH, UTF-8 և լեզվի նշումը։ $invoice-&gt;rtl-ից որոշեք dir, direction, հավասարեցում և եզրեր․ էլփոստը, SKU-ն ու հեռախոսը մեկուսացրեք LTR։ Պարզ CSS-ը փորձեք դիտարկիչում և mPDF-ում։ </w:t>
       </w:r>
     </w:p>
     <w:p>
@@ -2976,7 +2543,7 @@
               <w:left w:w="100" w:type="dxa"/>
               <w:right w:w="100" w:type="dxa"/>
             </w:tcMar>
-            <w:shd w:fill="E7EDF2"/>
+            <w:shd w:fill="D9D9D9" w:val="clear"/>
           </w:tcPr>
           <w:p>
             <w:pPr>
@@ -3008,7 +2575,7 @@
               <w:left w:w="100" w:type="dxa"/>
               <w:right w:w="100" w:type="dxa"/>
             </w:tcMar>
-            <w:shd w:fill="E7EDF2"/>
+            <w:shd w:fill="D9D9D9" w:val="clear"/>
           </w:tcPr>
           <w:p>
             <w:pPr>
@@ -3079,17 +2646,12 @@
           <w:p>
             <w:pPr>
               <w:bidi w:val="0"/>
-              <w:spacing w:after="0" w:line="269" w:lineRule="auto"/>
-              <w:jc w:val="left"/>
+              <w:jc w:val="start"/>
             </w:pPr>
             <w:r>
               <w:rPr>
-                <w:rFonts w:ascii="Courier New" w:hAnsi="Courier New" w:eastAsia="Courier New" w:cs="Courier New"/>
-                <w:b w:val="0"/>
-                <w:color w:val="000000"/>
-                <w:sz w:val="18"/>
+                <w:lang w:val="hy-AM" w:bidi="hy-AM"/>
                 <w:rtl w:val="0"/>
-                <w:lang w:val="en-US" w:eastAsia="hy-AM" w:bidi="hy-AM"/>
               </w:rPr>
               <w:t>id, number, date, paid_date, currency, status</w:t>
             </w:r>
@@ -3209,19 +2771,14 @@
           <w:p>
             <w:pPr>
               <w:bidi w:val="0"/>
-              <w:spacing w:after="0" w:line="269" w:lineRule="auto"/>
-              <w:jc w:val="left"/>
+              <w:jc w:val="start"/>
             </w:pPr>
             <w:r>
               <w:rPr>
-                <w:rFonts w:ascii="Courier New" w:hAnsi="Courier New" w:eastAsia="Courier New" w:cs="Courier New"/>
-                <w:b w:val="0"/>
-                <w:color w:val="000000"/>
-                <w:sz w:val="18"/>
+                <w:lang w:val="hy-AM" w:bidi="hy-AM"/>
                 <w:rtl w:val="0"/>
-                <w:lang w:val="en-US" w:eastAsia="hy-AM" w:bidi="hy-AM"/>
               </w:rPr>
-              <w:t>name, company, billing_address, shipping_address, phone, email</w:t>
+              <w:t>name, company, billing_address, shipping_address, phone, shipping_phone, email, recipient, billing_components</w:t>
             </w:r>
           </w:p>
         </w:tc>
@@ -3274,19 +2831,14 @@
           <w:p>
             <w:pPr>
               <w:bidi w:val="0"/>
-              <w:spacing w:after="0" w:line="269" w:lineRule="auto"/>
-              <w:jc w:val="left"/>
+              <w:jc w:val="start"/>
             </w:pPr>
             <w:r>
               <w:rPr>
-                <w:rFonts w:ascii="Courier New" w:hAnsi="Courier New" w:eastAsia="Courier New" w:cs="Courier New"/>
-                <w:b w:val="0"/>
-                <w:color w:val="000000"/>
-                <w:sz w:val="18"/>
+                <w:lang w:val="hy-AM" w:bidi="hy-AM"/>
                 <w:rtl w:val="0"/>
-                <w:lang w:val="en-US" w:eastAsia="hy-AM" w:bidi="hy-AM"/>
               </w:rPr>
-              <w:t>name, variation, sku, quantity, unit_price, subtotal, discount, tax, total</w:t>
+              <w:t>item_id, product_id, variation_id, name, variation, sku, quantity, refunded_quantity, weight, unit_price, subtotal, discount, tax, total</w:t>
             </w:r>
           </w:p>
         </w:tc>
@@ -3404,19 +2956,14 @@
           <w:p>
             <w:pPr>
               <w:bidi w:val="0"/>
-              <w:spacing w:after="0" w:line="269" w:lineRule="auto"/>
-              <w:jc w:val="left"/>
+              <w:jc w:val="start"/>
             </w:pPr>
             <w:r>
               <w:rPr>
-                <w:rFonts w:ascii="Courier New" w:hAnsi="Courier New" w:eastAsia="Courier New" w:cs="Courier New"/>
-                <w:b w:val="0"/>
-                <w:color w:val="000000"/>
-                <w:sz w:val="18"/>
+                <w:lang w:val="hy-AM" w:bidi="hy-AM"/>
                 <w:rtl w:val="0"/>
-                <w:lang w:val="en-US" w:eastAsia="hy-AM" w:bidi="hy-AM"/>
               </w:rPr>
-              <w:t>payment_method, shipping_method, note</w:t>
+              <w:t>payment_method, shipping_method, note, payment_confirmed, show_paid_date, show_shipping_phone, label_show_sender, document_codes</w:t>
             </w:r>
           </w:p>
         </w:tc>
@@ -3883,7 +3430,7 @@
               <w:left w:w="100" w:type="dxa"/>
               <w:right w:w="100" w:type="dxa"/>
             </w:tcMar>
-            <w:shd w:fill="E7EDF2"/>
+            <w:shd w:fill="D9D9D9" w:val="clear"/>
           </w:tcPr>
           <w:p>
             <w:pPr>
@@ -3915,7 +3462,7 @@
               <w:left w:w="100" w:type="dxa"/>
               <w:right w:w="100" w:type="dxa"/>
             </w:tcMar>
-            <w:shd w:fill="E7EDF2"/>
+            <w:shd w:fill="D9D9D9" w:val="clear"/>
           </w:tcPr>
           <w:p>
             <w:pPr>
@@ -5292,409 +4839,31 @@
     <w:p>
       <w:pPr>
         <w:bidi w:val="0"/>
-        <w:jc w:val="left"/>
+        <w:jc w:val="start"/>
       </w:pPr>
       <w:r>
         <w:rPr>
-          <w:rFonts w:ascii="Mshtakan" w:hAnsi="Mshtakan" w:eastAsia="Mshtakan" w:cs="Mshtakan"/>
-          <w:color w:val="000000"/>
-          <w:rtl w:val="0"/>
-          <w:lang w:val="hy-AM" w:eastAsia="hy-AM" w:bidi="hy-AM"/>
-        </w:rPr>
-        <w:t xml:space="preserve">Գրանցումը չի ավելացնում ընտրություն։ Կարգավորումները, ավտոմատացումը և </w:t>
-      </w:r>
-      <w:r>
-        <w:rPr>
-          <w:rFonts w:ascii="Mshtakan" w:hAnsi="Mshtakan" w:eastAsia="Mshtakan" w:cs="Mshtakan"/>
-          <w:color w:val="000000"/>
-          <w:rtl w:val="0"/>
-          <w:lang w:val="en-US" w:eastAsia="hy-AM" w:bidi="hy-AM"/>
-        </w:rPr>
-        <w:t>REST</w:t>
-      </w:r>
-      <w:r>
-        <w:rPr>
-          <w:rFonts w:ascii="Mshtakan" w:hAnsi="Mshtakan" w:eastAsia="Mshtakan" w:cs="Mshtakan"/>
-          <w:color w:val="000000"/>
-          <w:rtl w:val="0"/>
-          <w:lang w:val="hy-AM" w:eastAsia="hy-AM" w:bidi="hy-AM"/>
-        </w:rPr>
-        <w:t xml:space="preserve"> </w:t>
-      </w:r>
-      <w:r>
-        <w:rPr>
-          <w:rFonts w:ascii="Courier New" w:hAnsi="Courier New" w:eastAsia="Courier New" w:cs="Courier New"/>
-          <w:color w:val="000000"/>
-          <w:rtl w:val="0"/>
-          <w:lang w:val="en-US" w:eastAsia="hy-AM" w:bidi="hy-AM"/>
-        </w:rPr>
-        <w:t>/print-</w:t>
-      </w:r>
-      <w:r>
-        <w:rPr>
-          <w:rFonts w:ascii="Mshtakan" w:hAnsi="Mshtakan" w:eastAsia="Mshtakan" w:cs="Mshtakan"/>
-          <w:color w:val="000000"/>
-          <w:rtl w:val="0"/>
-          <w:lang w:val="hy-AM" w:eastAsia="hy-AM" w:bidi="hy-AM"/>
-        </w:rPr>
-        <w:t xml:space="preserve">ը կապված են </w:t>
-      </w:r>
-      <w:r>
-        <w:rPr>
-          <w:rFonts w:ascii="Mshtakan" w:hAnsi="Mshtakan" w:eastAsia="Mshtakan" w:cs="Mshtakan"/>
-          <w:color w:val="000000"/>
-          <w:rtl w:val="0"/>
-          <w:lang w:val="en-US" w:eastAsia="hy-AM" w:bidi="hy-AM"/>
-        </w:rPr>
-        <w:t>PrintNode-</w:t>
-      </w:r>
-      <w:r>
-        <w:rPr>
-          <w:rFonts w:ascii="Mshtakan" w:hAnsi="Mshtakan" w:eastAsia="Mshtakan" w:cs="Mshtakan"/>
-          <w:color w:val="000000"/>
-          <w:rtl w:val="0"/>
-          <w:lang w:val="hy-AM" w:eastAsia="hy-AM" w:bidi="hy-AM"/>
-        </w:rPr>
-        <w:t xml:space="preserve">ին․ </w:t>
-      </w:r>
-      <w:r>
-        <w:rPr>
-          <w:rFonts w:ascii="Courier New" w:hAnsi="Courier New" w:eastAsia="Courier New" w:cs="Courier New"/>
-          <w:color w:val="000000"/>
-          <w:rtl w:val="0"/>
-          <w:lang w:val="en-US" w:eastAsia="hy-AM" w:bidi="hy-AM"/>
-        </w:rPr>
-        <w:t>create_manual-</w:t>
-      </w:r>
-      <w:r>
-        <w:rPr>
-          <w:rFonts w:ascii="Mshtakan" w:hAnsi="Mshtakan" w:eastAsia="Mshtakan" w:cs="Mshtakan"/>
-          <w:color w:val="000000"/>
-          <w:rtl w:val="0"/>
-          <w:lang w:val="hy-AM" w:eastAsia="hy-AM" w:bidi="hy-AM"/>
-        </w:rPr>
-        <w:t xml:space="preserve">ը ընդունում է միայն </w:t>
-      </w:r>
-      <w:r>
-        <w:rPr>
-          <w:rFonts w:ascii="Mshtakan" w:hAnsi="Mshtakan" w:eastAsia="Mshtakan" w:cs="Mshtakan"/>
-          <w:color w:val="000000"/>
-          <w:rtl w:val="0"/>
-          <w:lang w:val="en-US" w:eastAsia="hy-AM" w:bidi="hy-AM"/>
-        </w:rPr>
-        <w:t>browser</w:t>
-      </w:r>
-      <w:r>
-        <w:rPr>
-          <w:rFonts w:ascii="Mshtakan" w:hAnsi="Mshtakan" w:eastAsia="Mshtakan" w:cs="Mshtakan"/>
-          <w:color w:val="000000"/>
-          <w:rtl w:val="0"/>
-          <w:lang w:val="hy-AM" w:eastAsia="hy-AM" w:bidi="hy-AM"/>
-        </w:rPr>
-        <w:t xml:space="preserve"> և </w:t>
-      </w:r>
-      <w:r>
-        <w:rPr>
-          <w:rFonts w:ascii="Mshtakan" w:hAnsi="Mshtakan" w:eastAsia="Mshtakan" w:cs="Mshtakan"/>
-          <w:color w:val="000000"/>
-          <w:rtl w:val="0"/>
-          <w:lang w:val="en-US" w:eastAsia="hy-AM" w:bidi="hy-AM"/>
-        </w:rPr>
-        <w:t>printnode</w:t>
-      </w:r>
-      <w:r>
-        <w:rPr>
-          <w:rFonts w:ascii="Mshtakan" w:hAnsi="Mshtakan" w:eastAsia="Mshtakan" w:cs="Mshtakan"/>
-          <w:color w:val="000000"/>
-          <w:rtl w:val="0"/>
-          <w:lang w:val="hy-AM" w:eastAsia="hy-AM" w:bidi="hy-AM"/>
-        </w:rPr>
-        <w:t xml:space="preserve">։ Նոր ծառայությանը պետք են ստուգման, ստեղծման, կարգավորման, թույլտվության, </w:t>
-      </w:r>
-      <w:r>
-        <w:rPr>
-          <w:rFonts w:ascii="Mshtakan" w:hAnsi="Mshtakan" w:eastAsia="Mshtakan" w:cs="Mshtakan"/>
-          <w:color w:val="000000"/>
-          <w:rtl w:val="0"/>
-          <w:lang w:val="en-US" w:eastAsia="hy-AM" w:bidi="hy-AM"/>
-        </w:rPr>
-        <w:t>UI</w:t>
-      </w:r>
-      <w:r>
-        <w:rPr>
-          <w:rFonts w:ascii="Mshtakan" w:hAnsi="Mshtakan" w:eastAsia="Mshtakan" w:cs="Mshtakan"/>
-          <w:color w:val="000000"/>
-          <w:rtl w:val="0"/>
-          <w:lang w:val="hy-AM" w:eastAsia="hy-AM" w:bidi="hy-AM"/>
-        </w:rPr>
-        <w:t xml:space="preserve"> և թեստերի փոփոխություններ։ </w:t>
-      </w:r>
-      <w:r>
-        <w:rPr>
-          <w:rFonts w:ascii="Mshtakan" w:hAnsi="Mshtakan" w:eastAsia="Mshtakan" w:cs="Mshtakan"/>
-          <w:color w:val="000000"/>
-          <w:rtl w:val="0"/>
-          <w:lang w:val="en-US" w:eastAsia="hy-AM" w:bidi="hy-AM"/>
-        </w:rPr>
-        <w:t>printnode-</w:t>
-      </w:r>
-      <w:r>
-        <w:rPr>
-          <w:rFonts w:ascii="Mshtakan" w:hAnsi="Mshtakan" w:eastAsia="Mshtakan" w:cs="Mshtakan"/>
-          <w:color w:val="000000"/>
-          <w:rtl w:val="0"/>
-          <w:lang w:val="hy-AM" w:eastAsia="hy-AM" w:bidi="hy-AM"/>
-        </w:rPr>
-        <w:t xml:space="preserve">ի փոխարինումն էլ պահում է սահմանափակումները։ Ընդհանուր </w:t>
-      </w:r>
-      <w:r>
-        <w:rPr>
-          <w:rFonts w:ascii="Mshtakan" w:hAnsi="Mshtakan" w:eastAsia="Mshtakan" w:cs="Mshtakan"/>
-          <w:color w:val="000000"/>
-          <w:rtl w:val="0"/>
-          <w:lang w:val="en-US" w:eastAsia="hy-AM" w:bidi="hy-AM"/>
-        </w:rPr>
-        <w:t>PDF</w:t>
-      </w:r>
-      <w:r>
-        <w:rPr>
-          <w:rFonts w:ascii="Mshtakan" w:hAnsi="Mshtakan" w:eastAsia="Mshtakan" w:cs="Mshtakan"/>
-          <w:color w:val="000000"/>
-          <w:rtl w:val="0"/>
-          <w:lang w:val="hy-AM" w:eastAsia="hy-AM" w:bidi="hy-AM"/>
-        </w:rPr>
-        <w:t xml:space="preserve"> փոխարինման հուկ չկա։</w:t>
+          <w:lang w:val="hy-AM" w:bidi="hy-AM" w:eastAsia="hy-AM"/>
+          <w:color w:val="000000"/>
+          <w:rtl w:val="0"/>
+          <w:rFonts w:ascii="Arial" w:hAnsi="Arial" w:eastAsia="Arial" w:cs="Arial"/>
+        </w:rPr>
+        <w:t>Ներկառուցված նպատակակետերն են browser, cups և agent։ Push մատակարարի գրանցումը կարգավորումներ կամ ընտրություն չի ավելացնում․ միասին ընդլայնեք ստուգումը, UI-ն, առաջադրանքները և թեստերը։ Pull գործակալը կիրառում է AgentQueue և AgentController, ոչ PrintProviderInterface։ PDF շարժիչի փոխարինման ընդհանուր hook չկա։</w:t>
       </w:r>
     </w:p>
     <w:p>
       <w:pPr>
         <w:bidi w:val="0"/>
-        <w:jc w:val="left"/>
+        <w:jc w:val="start"/>
       </w:pPr>
       <w:r>
         <w:rPr>
-          <w:rFonts w:ascii="Mshtakan" w:hAnsi="Mshtakan" w:eastAsia="Mshtakan" w:cs="Mshtakan"/>
-          <w:color w:val="000000"/>
-          <w:rtl w:val="0"/>
-          <w:lang w:val="hy-AM" w:eastAsia="hy-AM" w:bidi="hy-AM"/>
-        </w:rPr>
-        <w:t xml:space="preserve">Տարածքը </w:t>
-      </w:r>
-      <w:r>
-        <w:rPr>
-          <w:rFonts w:ascii="Courier New" w:hAnsi="Courier New" w:eastAsia="Courier New" w:cs="Courier New"/>
-          <w:color w:val="000000"/>
-          <w:rtl w:val="0"/>
-          <w:lang w:val="en-US" w:eastAsia="hy-AM" w:bidi="hy-AM"/>
-        </w:rPr>
-        <w:t>/wp-json/wc-invoice-printer/v1</w:t>
-      </w:r>
-      <w:r>
-        <w:rPr>
-          <w:rFonts w:ascii="Mshtakan" w:hAnsi="Mshtakan" w:eastAsia="Mshtakan" w:cs="Mshtakan"/>
-          <w:color w:val="000000"/>
-          <w:rtl w:val="0"/>
-          <w:lang w:val="hy-AM" w:eastAsia="hy-AM" w:bidi="hy-AM"/>
-        </w:rPr>
-        <w:t xml:space="preserve"> է։ Պետք է լիազորված օգտվող․ </w:t>
-      </w:r>
-      <w:r>
-        <w:rPr>
-          <w:rFonts w:ascii="Mshtakan" w:hAnsi="Mshtakan" w:eastAsia="Mshtakan" w:cs="Mshtakan"/>
-          <w:color w:val="000000"/>
-          <w:rtl w:val="0"/>
-          <w:lang w:val="en-US" w:eastAsia="hy-AM" w:bidi="hy-AM"/>
-        </w:rPr>
-        <w:t>cookie-</w:t>
-      </w:r>
-      <w:r>
-        <w:rPr>
-          <w:rFonts w:ascii="Mshtakan" w:hAnsi="Mshtakan" w:eastAsia="Mshtakan" w:cs="Mshtakan"/>
-          <w:color w:val="000000"/>
-          <w:rtl w:val="0"/>
-          <w:lang w:val="hy-AM" w:eastAsia="hy-AM" w:bidi="hy-AM"/>
-        </w:rPr>
-        <w:t xml:space="preserve">ով հարցմանը տվեք </w:t>
-      </w:r>
-      <w:r>
-        <w:rPr>
-          <w:rFonts w:ascii="Courier New" w:hAnsi="Courier New" w:eastAsia="Courier New" w:cs="Courier New"/>
-          <w:color w:val="000000"/>
-          <w:rtl w:val="0"/>
-          <w:lang w:val="en-US" w:eastAsia="hy-AM" w:bidi="hy-AM"/>
-        </w:rPr>
-        <w:t>wp_create_nonce('wp_rest')-</w:t>
-      </w:r>
-      <w:r>
-        <w:rPr>
-          <w:rFonts w:ascii="Mshtakan" w:hAnsi="Mshtakan" w:eastAsia="Mshtakan" w:cs="Mshtakan"/>
-          <w:color w:val="000000"/>
-          <w:rtl w:val="0"/>
-          <w:lang w:val="hy-AM" w:eastAsia="hy-AM" w:bidi="hy-AM"/>
-        </w:rPr>
-        <w:t xml:space="preserve">ի </w:t>
-      </w:r>
-      <w:r>
-        <w:rPr>
-          <w:rFonts w:ascii="Mshtakan" w:hAnsi="Mshtakan" w:eastAsia="Mshtakan" w:cs="Mshtakan"/>
-          <w:color w:val="000000"/>
-          <w:rtl w:val="0"/>
-          <w:lang w:val="en-US" w:eastAsia="hy-AM" w:bidi="hy-AM"/>
-        </w:rPr>
-        <w:t>X-WP-Nonce</w:t>
-      </w:r>
-      <w:r>
-        <w:rPr>
-          <w:rFonts w:ascii="Mshtakan" w:hAnsi="Mshtakan" w:eastAsia="Mshtakan" w:cs="Mshtakan"/>
-          <w:color w:val="000000"/>
-          <w:rtl w:val="0"/>
-          <w:lang w:val="hy-AM" w:eastAsia="hy-AM" w:bidi="hy-AM"/>
-        </w:rPr>
-        <w:t xml:space="preserve"> և </w:t>
-      </w:r>
-      <w:r>
-        <w:rPr>
-          <w:rFonts w:ascii="Courier New" w:hAnsi="Courier New" w:eastAsia="Courier New" w:cs="Courier New"/>
-          <w:color w:val="000000"/>
-          <w:rtl w:val="0"/>
-          <w:lang w:val="en-US" w:eastAsia="hy-AM" w:bidi="hy-AM"/>
-        </w:rPr>
-        <w:t>_locale=user</w:t>
-      </w:r>
-      <w:r>
-        <w:rPr>
-          <w:rFonts w:ascii="Mshtakan" w:hAnsi="Mshtakan" w:eastAsia="Mshtakan" w:cs="Mshtakan"/>
-          <w:color w:val="000000"/>
-          <w:rtl w:val="0"/>
-          <w:lang w:val="hy-AM" w:eastAsia="hy-AM" w:bidi="hy-AM"/>
-        </w:rPr>
-        <w:t xml:space="preserve">։ Ընդունվում է </w:t>
-      </w:r>
-      <w:r>
-        <w:rPr>
-          <w:rFonts w:ascii="Mshtakan" w:hAnsi="Mshtakan" w:eastAsia="Mshtakan" w:cs="Mshtakan"/>
-          <w:color w:val="000000"/>
-          <w:rtl w:val="0"/>
-          <w:lang w:val="en-US" w:eastAsia="hy-AM" w:bidi="hy-AM"/>
-        </w:rPr>
-        <w:t>1</w:t>
-      </w:r>
-      <w:r>
-        <w:rPr>
-          <w:rFonts w:ascii="Mshtakan" w:hAnsi="Mshtakan" w:eastAsia="Mshtakan" w:cs="Mshtakan"/>
-          <w:color w:val="000000"/>
-          <w:rtl w:val="0"/>
-          <w:lang w:val="hy-AM" w:eastAsia="hy-AM" w:bidi="hy-AM"/>
-        </w:rPr>
-        <w:t>–</w:t>
-      </w:r>
-      <w:r>
-        <w:rPr>
-          <w:rFonts w:ascii="Mshtakan" w:hAnsi="Mshtakan" w:eastAsia="Mshtakan" w:cs="Mshtakan"/>
-          <w:color w:val="000000"/>
-          <w:rtl w:val="0"/>
-          <w:lang w:val="en-US" w:eastAsia="hy-AM" w:bidi="hy-AM"/>
-        </w:rPr>
-        <w:t>50</w:t>
-      </w:r>
-      <w:r>
-        <w:rPr>
-          <w:rFonts w:ascii="Mshtakan" w:hAnsi="Mshtakan" w:eastAsia="Mshtakan" w:cs="Mshtakan"/>
-          <w:color w:val="000000"/>
-          <w:rtl w:val="0"/>
-          <w:lang w:val="hy-AM" w:eastAsia="hy-AM" w:bidi="hy-AM"/>
-        </w:rPr>
-        <w:t xml:space="preserve"> պատվեր, </w:t>
-      </w:r>
-      <w:r>
-        <w:rPr>
-          <w:rFonts w:ascii="Mshtakan" w:hAnsi="Mshtakan" w:eastAsia="Mshtakan" w:cs="Mshtakan"/>
-          <w:color w:val="000000"/>
-          <w:rtl w:val="0"/>
-          <w:lang w:val="en-US" w:eastAsia="hy-AM" w:bidi="hy-AM"/>
-        </w:rPr>
-        <w:t>1</w:t>
-      </w:r>
-      <w:r>
-        <w:rPr>
-          <w:rFonts w:ascii="Mshtakan" w:hAnsi="Mshtakan" w:eastAsia="Mshtakan" w:cs="Mshtakan"/>
-          <w:color w:val="000000"/>
-          <w:rtl w:val="0"/>
-          <w:lang w:val="hy-AM" w:eastAsia="hy-AM" w:bidi="hy-AM"/>
-        </w:rPr>
-        <w:t>–</w:t>
-      </w:r>
-      <w:r>
-        <w:rPr>
-          <w:rFonts w:ascii="Mshtakan" w:hAnsi="Mshtakan" w:eastAsia="Mshtakan" w:cs="Mshtakan"/>
-          <w:color w:val="000000"/>
-          <w:rtl w:val="0"/>
-          <w:lang w:val="en-US" w:eastAsia="hy-AM" w:bidi="hy-AM"/>
-        </w:rPr>
-        <w:t>20</w:t>
-      </w:r>
-      <w:r>
-        <w:rPr>
-          <w:rFonts w:ascii="Mshtakan" w:hAnsi="Mshtakan" w:eastAsia="Mshtakan" w:cs="Mshtakan"/>
-          <w:color w:val="000000"/>
-          <w:rtl w:val="0"/>
-          <w:lang w:val="hy-AM" w:eastAsia="hy-AM" w:bidi="hy-AM"/>
-        </w:rPr>
-        <w:t xml:space="preserve"> պատճեն, գրանցված ձևանմուշ և դրական տասնորդական տողային տպիչ </w:t>
-      </w:r>
-      <w:r>
-        <w:rPr>
-          <w:rFonts w:ascii="Mshtakan" w:hAnsi="Mshtakan" w:eastAsia="Mshtakan" w:cs="Mshtakan"/>
-          <w:color w:val="000000"/>
-          <w:rtl w:val="0"/>
-          <w:lang w:val="en-US" w:eastAsia="hy-AM" w:bidi="hy-AM"/>
-        </w:rPr>
-        <w:t>ID</w:t>
-      </w:r>
-      <w:r>
-        <w:rPr>
-          <w:rFonts w:ascii="Mshtakan" w:hAnsi="Mshtakan" w:eastAsia="Mshtakan" w:cs="Mshtakan"/>
-          <w:color w:val="000000"/>
-          <w:rtl w:val="0"/>
-          <w:lang w:val="hy-AM" w:eastAsia="hy-AM" w:bidi="hy-AM"/>
-        </w:rPr>
-        <w:t xml:space="preserve">։ </w:t>
-      </w:r>
-      <w:r>
-        <w:rPr>
-          <w:rFonts w:ascii="Mshtakan" w:hAnsi="Mshtakan" w:eastAsia="Mshtakan" w:cs="Mshtakan"/>
-          <w:color w:val="000000"/>
-          <w:rtl w:val="0"/>
-          <w:lang w:val="en-US" w:eastAsia="hy-AM" w:bidi="hy-AM"/>
-        </w:rPr>
-        <w:t>201-</w:t>
-      </w:r>
-      <w:r>
-        <w:rPr>
-          <w:rFonts w:ascii="Mshtakan" w:hAnsi="Mshtakan" w:eastAsia="Mshtakan" w:cs="Mshtakan"/>
-          <w:color w:val="000000"/>
-          <w:rtl w:val="0"/>
-          <w:lang w:val="hy-AM" w:eastAsia="hy-AM" w:bidi="hy-AM"/>
-        </w:rPr>
-        <w:t xml:space="preserve">ը հերթում է նշանակում․ ձեռքով կրկնումը նոր առաջադրանք է։ Մասնակի սխալից հետո ստուգեք </w:t>
-      </w:r>
-      <w:r>
-        <w:rPr>
-          <w:rFonts w:ascii="Courier New" w:hAnsi="Courier New" w:eastAsia="Courier New" w:cs="Courier New"/>
-          <w:color w:val="000000"/>
-          <w:rtl w:val="0"/>
-          <w:lang w:val="en-US" w:eastAsia="hy-AM" w:bidi="hy-AM"/>
-        </w:rPr>
-        <w:t>job_ids</w:t>
-      </w:r>
-      <w:r>
-        <w:rPr>
-          <w:rFonts w:ascii="Mshtakan" w:hAnsi="Mshtakan" w:eastAsia="Mshtakan" w:cs="Mshtakan"/>
-          <w:color w:val="000000"/>
-          <w:rtl w:val="0"/>
-          <w:lang w:val="hy-AM" w:eastAsia="hy-AM" w:bidi="hy-AM"/>
-        </w:rPr>
-        <w:t>։</w:t>
+          <w:lang w:val="hy-AM" w:bidi="hy-AM" w:eastAsia="hy-AM"/>
+          <w:color w:val="000000"/>
+          <w:rtl w:val="0"/>
+          <w:rFonts w:ascii="Arial" w:hAnsi="Arial" w:eastAsia="Arial" w:cs="Arial"/>
+        </w:rPr>
+        <w:t>POST /print ընդունում է 1–50 պատվերի ID, գրանցված ձևանմուշ և 1–20 օրինակ։ cups-ի համար տվեք ճշգրիտ CUPS հերթը, agent-ի համար՝ կապակցված տրամաբանական հերթը։ 201 նշանակում է հերթագրված։ Cookie հարցումներին պետք է REST nonce։ Ձեռքով կրկնումը նոր առաջադրանք է ստեղծում․ ստուգեք մասնակի խմբի job_ids-ը։</w:t>
       </w:r>
     </w:p>
     <w:tbl>
@@ -5731,7 +4900,7 @@
               <w:left w:w="100" w:type="dxa"/>
               <w:right w:w="100" w:type="dxa"/>
             </w:tcMar>
-            <w:shd w:fill="E7EDF2"/>
+            <w:shd w:fill="D9D9D9" w:val="clear"/>
           </w:tcPr>
           <w:p>
             <w:pPr>
@@ -5763,7 +4932,7 @@
               <w:left w:w="100" w:type="dxa"/>
               <w:right w:w="100" w:type="dxa"/>
             </w:tcMar>
-            <w:shd w:fill="E7EDF2"/>
+            <w:shd w:fill="D9D9D9" w:val="clear"/>
           </w:tcPr>
           <w:p>
             <w:pPr>
@@ -6305,17 +5474,14 @@
         <w:pStyle w:val="Code"/>
         <w:keepNext/>
         <w:bidi w:val="0"/>
-        <w:jc w:val="left"/>
+        <w:jc w:val="start"/>
       </w:pPr>
       <w:r>
         <w:rPr>
-          <w:rFonts w:ascii="Courier New" w:hAnsi="Courier New" w:eastAsia="Courier New" w:cs="Courier New"/>
-          <w:color w:val="000000"/>
-          <w:sz w:val="18"/>
-          <w:rtl w:val="0"/>
-          <w:lang w:val="en-US" w:eastAsia="hy-AM" w:bidi="hy-AM"/>
-        </w:rPr>
-        <w:t xml:space="preserve">  "provider_id": "printnode", "printer_id": "12345",</w:t>
+          <w:lang w:val="hy-AM" w:bidi="hy-AM"/>
+          <w:rtl w:val="0"/>
+        </w:rPr>
+        <w:t xml:space="preserve">  "provider_id": "cups", "printer_id": "Office_A4",</w:t>
       </w:r>
     </w:p>
     <w:p>
@@ -6430,121 +5596,29 @@
     <w:p>
       <w:pPr>
         <w:bidi w:val="0"/>
-        <w:jc w:val="left"/>
+        <w:jc w:val="start"/>
       </w:pPr>
       <w:r>
         <w:rPr>
-          <w:rFonts w:ascii="Mshtakan" w:hAnsi="Mshtakan" w:eastAsia="Mshtakan" w:cs="Mshtakan"/>
-          <w:color w:val="000000"/>
-          <w:rtl w:val="0"/>
-          <w:lang w:val="hy-AM" w:eastAsia="hy-AM" w:bidi="hy-AM"/>
-        </w:rPr>
-        <w:t xml:space="preserve">Սկզբում անջատված է։ Պահեք բանալին, փորձեք կապը, թարմացրեք ցուցակը, ընտրեք տպիչ, փորձեք թուղթը, ապա միացրեք։ </w:t>
-      </w:r>
-      <w:r>
-        <w:rPr>
-          <w:rFonts w:ascii="Mshtakan" w:hAnsi="Mshtakan" w:eastAsia="Mshtakan" w:cs="Mshtakan"/>
-          <w:color w:val="000000"/>
-          <w:rtl w:val="0"/>
-          <w:lang w:val="en-US" w:eastAsia="hy-AM" w:bidi="hy-AM"/>
-        </w:rPr>
-        <w:t>PrintNode</w:t>
-      </w:r>
-      <w:r>
-        <w:rPr>
-          <w:rFonts w:ascii="Mshtakan" w:hAnsi="Mshtakan" w:eastAsia="Mshtakan" w:cs="Mshtakan"/>
-          <w:color w:val="000000"/>
-          <w:rtl w:val="0"/>
-          <w:lang w:val="hy-AM" w:eastAsia="hy-AM" w:bidi="hy-AM"/>
-        </w:rPr>
-        <w:t xml:space="preserve"> հաճախորդը պետք է առցանց լինի։ Տեղային տպումը բանալի չի պահանջում․ ընտրությունը համակարգային երկխոսությունում է։</w:t>
+          <w:lang w:val="hy-AM" w:bidi="hy-AM" w:eastAsia="hy-AM"/>
+          <w:color w:val="000000"/>
+          <w:rtl w:val="0"/>
+          <w:rFonts w:ascii="Arial" w:hAnsi="Arial" w:eastAsia="Arial" w:cs="Arial"/>
+        </w:rPr>
+        <w:t>Օգտագործեք անվճար տեղական գործակալը Windows, Linux կամ macOS համակարգում։ Այն HTTPS-ով կապվում է կայքին և աշխատում է համօգտագործվող հոսթինգի, VPS-ի և առանձնացված սերվերի հետ։ Ստեղծեք Տպման գործակալ դերով օգտվող և հավելվածի գաղտնաբառ։ Այստեղ կապեք նրա ID-ն և հերթը, ապա նույն հերթը կարգավորեք տեղական գործակալում։ Համակարգիչը պահեք միացված։ Ավտոմատ տպումն օգտագործում է տեղական գործակալ կամ ձեր CUPS սերվերը։ Բրաուզերն օգտագործում է տպման երկխոսությունը։</w:t>
       </w:r>
     </w:p>
     <w:p>
       <w:pPr>
         <w:bidi w:val="0"/>
-        <w:jc w:val="left"/>
+        <w:jc w:val="start"/>
       </w:pPr>
       <w:r>
         <w:rPr>
-          <w:rFonts w:ascii="Mshtakan" w:hAnsi="Mshtakan" w:eastAsia="Mshtakan" w:cs="Mshtakan"/>
-          <w:color w:val="000000"/>
-          <w:rtl w:val="0"/>
-          <w:lang w:val="hy-AM" w:eastAsia="hy-AM" w:bidi="hy-AM"/>
-        </w:rPr>
-        <w:t xml:space="preserve">Օգտագործվում են </w:t>
-      </w:r>
-      <w:r>
-        <w:rPr>
-          <w:rFonts w:ascii="Courier New" w:hAnsi="Courier New" w:eastAsia="Courier New" w:cs="Courier New"/>
-          <w:color w:val="000000"/>
-          <w:rtl w:val="0"/>
-          <w:lang w:val="en-US" w:eastAsia="hy-AM" w:bidi="hy-AM"/>
-        </w:rPr>
-        <w:t>woocommerce_payment_complete</w:t>
-      </w:r>
-      <w:r>
-        <w:rPr>
-          <w:rFonts w:ascii="Mshtakan" w:hAnsi="Mshtakan" w:eastAsia="Mshtakan" w:cs="Mshtakan"/>
-          <w:color w:val="000000"/>
-          <w:rtl w:val="0"/>
-          <w:lang w:val="hy-AM" w:eastAsia="hy-AM" w:bidi="hy-AM"/>
-        </w:rPr>
-        <w:t xml:space="preserve"> և վճարված վիճակի պահուստային ուղին։ Պետք է միացում, </w:t>
-      </w:r>
-      <w:r>
-        <w:rPr>
-          <w:rFonts w:ascii="Courier New" w:hAnsi="Courier New" w:eastAsia="Courier New" w:cs="Courier New"/>
-          <w:color w:val="000000"/>
-          <w:rtl w:val="0"/>
-          <w:lang w:val="en-US" w:eastAsia="hy-AM" w:bidi="hy-AM"/>
-        </w:rPr>
-        <w:t>is_paid()</w:t>
-      </w:r>
-      <w:r>
-        <w:rPr>
-          <w:rFonts w:ascii="Mshtakan" w:hAnsi="Mshtakan" w:eastAsia="Mshtakan" w:cs="Mshtakan"/>
-          <w:color w:val="000000"/>
-          <w:rtl w:val="0"/>
-          <w:lang w:val="hy-AM" w:eastAsia="hy-AM" w:bidi="hy-AM"/>
-        </w:rPr>
-        <w:t xml:space="preserve">, ձևանմուշ, բանալի և տպիչ․ </w:t>
-      </w:r>
-      <w:r>
-        <w:rPr>
-          <w:rFonts w:ascii="Courier New" w:hAnsi="Courier New" w:eastAsia="Courier New" w:cs="Courier New"/>
-          <w:color w:val="000000"/>
-          <w:rtl w:val="0"/>
-          <w:lang w:val="en-US" w:eastAsia="hy-AM" w:bidi="hy-AM"/>
-        </w:rPr>
-        <w:t>wcip_automatic_print_eligible-</w:t>
-      </w:r>
-      <w:r>
-        <w:rPr>
-          <w:rFonts w:ascii="Mshtakan" w:hAnsi="Mshtakan" w:eastAsia="Mshtakan" w:cs="Mshtakan"/>
-          <w:color w:val="000000"/>
-          <w:rtl w:val="0"/>
-          <w:lang w:val="hy-AM" w:eastAsia="hy-AM" w:bidi="hy-AM"/>
-        </w:rPr>
-        <w:t xml:space="preserve">ը կարող է արգելել։ Անցանց վճարումը կարող է </w:t>
-      </w:r>
-      <w:r>
-        <w:rPr>
-          <w:rFonts w:ascii="Mshtakan" w:hAnsi="Mshtakan" w:eastAsia="Mshtakan" w:cs="Mshtakan"/>
-          <w:color w:val="000000"/>
-          <w:rtl w:val="0"/>
-          <w:lang w:val="en-US" w:eastAsia="hy-AM" w:bidi="hy-AM"/>
-        </w:rPr>
-        <w:t>processing</w:t>
-      </w:r>
-      <w:r>
-        <w:rPr>
-          <w:rFonts w:ascii="Mshtakan" w:hAnsi="Mshtakan" w:eastAsia="Mshtakan" w:cs="Mshtakan"/>
-          <w:color w:val="000000"/>
-          <w:rtl w:val="0"/>
-          <w:lang w:val="hy-AM" w:eastAsia="hy-AM" w:bidi="hy-AM"/>
-        </w:rPr>
-        <w:t xml:space="preserve"> լինել մինչև գումարը ստանալը։ Միայն վճարման հուկի համար անջատեք ստորև ֆիլտրը և ստուգեք վճարումը։ Հին պատվերները չեն տպվում․ անջատելը հերթը չի չեղարկում։</w:t>
+          <w:lang w:val="hy-AM" w:bidi="hy-AM"/>
+          <w:rtl w:val="0"/>
+        </w:rPr>
+        <w:t>Լռելյայն քաղաքականությունը պահանջում է վճարված վիճակ և գրանցված վճարման ամսաթիվ։ Առաքման պահին վճարումը, փոխանցումը, չեկը և մասնակի վճարումը պահանջում են գանձման հաստատման ադապտեր։ Աշխատողը ստուգում է քաղաքականությունը ձևավորումից և ուղարկումից առաջ։ Ստեղծման ամսաթիվը որոշիչ չէ։ Իրադարձություններն ու սահմանափակ որոնումը պահպանում են միացման կամ թարմացման սահմանը․ հին պատվերները պահանջում են հստակ նախադիտում և ընտրություն։</w:t>
       </w:r>
     </w:p>
     <w:p>
@@ -6573,142 +5647,16 @@
     <w:p>
       <w:pPr>
         <w:bidi w:val="0"/>
-        <w:jc w:val="left"/>
+        <w:jc w:val="start"/>
       </w:pPr>
       <w:r>
         <w:rPr>
-          <w:rFonts w:ascii="Mshtakan" w:hAnsi="Mshtakan" w:eastAsia="Mshtakan" w:cs="Mshtakan"/>
-          <w:color w:val="000000"/>
-          <w:rtl w:val="0"/>
-          <w:lang w:val="hy-AM" w:eastAsia="hy-AM" w:bidi="hy-AM"/>
-        </w:rPr>
-        <w:t xml:space="preserve">Եզակի բանալին ու պատմությունը ապահովում են մեկ ինքնաշխատ առաջադրանք յուրաքանչյուր պատվերի համար։ Ձեռքովը կրկնելի է։ Աշխատողը ատոմային վերցնում է և ուղարկումից առաջ ստուգում վճարումը։ </w:t>
-      </w:r>
-      <w:r>
-        <w:rPr>
-          <w:rFonts w:ascii="Courier New" w:hAnsi="Courier New" w:eastAsia="Courier New" w:cs="Courier New"/>
-          <w:color w:val="000000"/>
-          <w:rtl w:val="0"/>
-          <w:lang w:val="en-US" w:eastAsia="hy-AM" w:bidi="hy-AM"/>
-        </w:rPr>
-        <w:t>wcip_process_print_job</w:t>
-      </w:r>
-      <w:r>
-        <w:rPr>
-          <w:rFonts w:ascii="Mshtakan" w:hAnsi="Mshtakan" w:eastAsia="Mshtakan" w:cs="Mshtakan"/>
-          <w:color w:val="000000"/>
-          <w:rtl w:val="0"/>
-          <w:lang w:val="hy-AM" w:eastAsia="hy-AM" w:bidi="hy-AM"/>
-        </w:rPr>
-        <w:t xml:space="preserve">, խումբ </w:t>
-      </w:r>
-      <w:r>
-        <w:rPr>
-          <w:rFonts w:ascii="Mshtakan" w:hAnsi="Mshtakan" w:eastAsia="Mshtakan" w:cs="Mshtakan"/>
-          <w:color w:val="000000"/>
-          <w:rtl w:val="0"/>
-          <w:lang w:val="en-US" w:eastAsia="hy-AM" w:bidi="hy-AM"/>
-        </w:rPr>
-        <w:t>wc-invoice-printer</w:t>
-      </w:r>
-      <w:r>
-        <w:rPr>
-          <w:rFonts w:ascii="Mshtakan" w:hAnsi="Mshtakan" w:eastAsia="Mshtakan" w:cs="Mshtakan"/>
-          <w:color w:val="000000"/>
-          <w:rtl w:val="0"/>
-          <w:lang w:val="hy-AM" w:eastAsia="hy-AM" w:bidi="hy-AM"/>
-        </w:rPr>
-        <w:t xml:space="preserve">, </w:t>
-      </w:r>
-      <w:r>
-        <w:rPr>
-          <w:rFonts w:ascii="Courier New" w:hAnsi="Courier New" w:eastAsia="Courier New" w:cs="Courier New"/>
-          <w:color w:val="000000"/>
-          <w:rtl w:val="0"/>
-          <w:lang w:val="en-US" w:eastAsia="hy-AM" w:bidi="hy-AM"/>
-        </w:rPr>
-        <w:t>job_id</w:t>
-      </w:r>
-      <w:r>
-        <w:rPr>
-          <w:rFonts w:ascii="Mshtakan" w:hAnsi="Mshtakan" w:eastAsia="Mshtakan" w:cs="Mshtakan"/>
-          <w:color w:val="000000"/>
-          <w:rtl w:val="0"/>
-          <w:lang w:val="hy-AM" w:eastAsia="hy-AM" w:bidi="hy-AM"/>
-        </w:rPr>
-        <w:t xml:space="preserve">։ Վերականգնումը պահպանված ցուցիչով ստուգում է մինչև </w:t>
-      </w:r>
-      <w:r>
-        <w:rPr>
-          <w:rFonts w:ascii="Mshtakan" w:hAnsi="Mshtakan" w:eastAsia="Mshtakan" w:cs="Mshtakan"/>
-          <w:color w:val="000000"/>
-          <w:rtl w:val="0"/>
-          <w:lang w:val="en-US" w:eastAsia="hy-AM" w:bidi="hy-AM"/>
-        </w:rPr>
-        <w:t>100</w:t>
-      </w:r>
-      <w:r>
-        <w:rPr>
-          <w:rFonts w:ascii="Mshtakan" w:hAnsi="Mshtakan" w:eastAsia="Mshtakan" w:cs="Mshtakan"/>
-          <w:color w:val="000000"/>
-          <w:rtl w:val="0"/>
-          <w:lang w:val="hy-AM" w:eastAsia="hy-AM" w:bidi="hy-AM"/>
-        </w:rPr>
-        <w:t xml:space="preserve">․ գործողություն չունեցող </w:t>
-      </w:r>
-      <w:r>
-        <w:rPr>
-          <w:rFonts w:ascii="Mshtakan" w:hAnsi="Mshtakan" w:eastAsia="Mshtakan" w:cs="Mshtakan"/>
-          <w:color w:val="000000"/>
-          <w:rtl w:val="0"/>
-          <w:lang w:val="en-US" w:eastAsia="hy-AM" w:bidi="hy-AM"/>
-        </w:rPr>
-        <w:t>queued-</w:t>
-      </w:r>
-      <w:r>
-        <w:rPr>
-          <w:rFonts w:ascii="Mshtakan" w:hAnsi="Mshtakan" w:eastAsia="Mshtakan" w:cs="Mshtakan"/>
-          <w:color w:val="000000"/>
-          <w:rtl w:val="0"/>
-          <w:lang w:val="hy-AM" w:eastAsia="hy-AM" w:bidi="hy-AM"/>
-        </w:rPr>
-        <w:t xml:space="preserve">ը նորից պլանավորվում է, տասը րոպեից հին անգործուն </w:t>
-      </w:r>
-      <w:r>
-        <w:rPr>
-          <w:rFonts w:ascii="Mshtakan" w:hAnsi="Mshtakan" w:eastAsia="Mshtakan" w:cs="Mshtakan"/>
-          <w:color w:val="000000"/>
-          <w:rtl w:val="0"/>
-          <w:lang w:val="en-US" w:eastAsia="hy-AM" w:bidi="hy-AM"/>
-        </w:rPr>
-        <w:t>processing-</w:t>
-      </w:r>
-      <w:r>
-        <w:rPr>
-          <w:rFonts w:ascii="Mshtakan" w:hAnsi="Mshtakan" w:eastAsia="Mshtakan" w:cs="Mshtakan"/>
-          <w:color w:val="000000"/>
-          <w:rtl w:val="0"/>
-          <w:lang w:val="hy-AM" w:eastAsia="hy-AM" w:bidi="hy-AM"/>
-        </w:rPr>
-        <w:t xml:space="preserve">ը դառնում է </w:t>
-      </w:r>
-      <w:r>
-        <w:rPr>
-          <w:rFonts w:ascii="Mshtakan" w:hAnsi="Mshtakan" w:eastAsia="Mshtakan" w:cs="Mshtakan"/>
-          <w:color w:val="000000"/>
-          <w:rtl w:val="0"/>
-          <w:lang w:val="en-US" w:eastAsia="hy-AM" w:bidi="hy-AM"/>
-        </w:rPr>
-        <w:t>unknown</w:t>
-      </w:r>
-      <w:r>
-        <w:rPr>
-          <w:rFonts w:ascii="Mshtakan" w:hAnsi="Mshtakan" w:eastAsia="Mshtakan" w:cs="Mshtakan"/>
-          <w:color w:val="000000"/>
-          <w:rtl w:val="0"/>
-          <w:lang w:val="hy-AM" w:eastAsia="hy-AM" w:bidi="hy-AM"/>
-        </w:rPr>
-        <w:t>։</w:t>
+          <w:lang w:val="hy-AM" w:bidi="hy-AM" w:eastAsia="hy-AM"/>
+          <w:color w:val="000000"/>
+          <w:rtl w:val="0"/>
+          <w:rFonts w:ascii="Arial" w:hAnsi="Arial" w:eastAsia="Arial" w:cs="Arial"/>
+        </w:rPr>
+        <w:t>CUPS: Եզակի բանալին ու պատմությունը ապահովում են մեկ ինքնաշխատ առաջադրանք յուրաքանչյուր պատվերի համար։ Ձեռքովը կրկնելի է։ Աշխատողը ատոմային վերցնում է և ուղարկումից առաջ ստուգում վճարումը։ wcip_process_print_job, խումբ wc-invoice-printer, job_id։ Վերականգնումը պահպանված ցուցիչով ստուգում է մինչև 100․ գործողություն չունեցող queued-ը նորից պլանավորվում է, տասը րոպեից հին անգործուն processing-ը դառնում է unknown։</w:t>
       </w:r>
     </w:p>
     <w:tbl>
@@ -6745,7 +5693,7 @@
               <w:left w:w="100" w:type="dxa"/>
               <w:right w:w="100" w:type="dxa"/>
             </w:tcMar>
-            <w:shd w:fill="E7EDF2"/>
+            <w:shd w:fill="D9D9D9" w:val="clear"/>
           </w:tcPr>
           <w:p>
             <w:pPr>
@@ -6777,7 +5725,7 @@
               <w:left w:w="100" w:type="dxa"/>
               <w:right w:w="100" w:type="dxa"/>
             </w:tcMar>
-            <w:shd w:fill="E7EDF2"/>
+            <w:shd w:fill="D9D9D9" w:val="clear"/>
           </w:tcPr>
           <w:p>
             <w:pPr>
@@ -7393,88 +6341,16 @@
     <w:p>
       <w:pPr>
         <w:bidi w:val="0"/>
-        <w:jc w:val="left"/>
+        <w:jc w:val="start"/>
       </w:pPr>
       <w:r>
         <w:rPr>
-          <w:rFonts w:ascii="Mshtakan" w:hAnsi="Mshtakan" w:eastAsia="Mshtakan" w:cs="Mshtakan"/>
-          <w:color w:val="000000"/>
-          <w:rtl w:val="0"/>
-          <w:lang w:val="hy-AM" w:eastAsia="hy-AM" w:bidi="hy-AM"/>
-        </w:rPr>
-        <w:t xml:space="preserve">Կայքի լեզուն որոշում է ֆոնային </w:t>
-      </w:r>
-      <w:r>
-        <w:rPr>
-          <w:rFonts w:ascii="Mshtakan" w:hAnsi="Mshtakan" w:eastAsia="Mshtakan" w:cs="Mshtakan"/>
-          <w:color w:val="000000"/>
-          <w:rtl w:val="0"/>
-          <w:lang w:val="en-US" w:eastAsia="hy-AM" w:bidi="hy-AM"/>
-        </w:rPr>
-        <w:t>PDF-</w:t>
-      </w:r>
-      <w:r>
-        <w:rPr>
-          <w:rFonts w:ascii="Mshtakan" w:hAnsi="Mshtakan" w:eastAsia="Mshtakan" w:cs="Mshtakan"/>
-          <w:color w:val="000000"/>
-          <w:rtl w:val="0"/>
-          <w:lang w:val="hy-AM" w:eastAsia="hy-AM" w:bidi="hy-AM"/>
-        </w:rPr>
-        <w:t xml:space="preserve">ը, նաև ձեռքով հերթը․ պրոֆիլը՝ ադմինիստրացիա, </w:t>
-      </w:r>
-      <w:r>
-        <w:rPr>
-          <w:rFonts w:ascii="Mshtakan" w:hAnsi="Mshtakan" w:eastAsia="Mshtakan" w:cs="Mshtakan"/>
-          <w:color w:val="000000"/>
-          <w:rtl w:val="0"/>
-          <w:lang w:val="en-US" w:eastAsia="hy-AM" w:bidi="hy-AM"/>
-        </w:rPr>
-        <w:t>REST</w:t>
-      </w:r>
-      <w:r>
-        <w:rPr>
-          <w:rFonts w:ascii="Mshtakan" w:hAnsi="Mshtakan" w:eastAsia="Mshtakan" w:cs="Mshtakan"/>
-          <w:color w:val="000000"/>
-          <w:rtl w:val="0"/>
-          <w:lang w:val="hy-AM" w:eastAsia="hy-AM" w:bidi="hy-AM"/>
-        </w:rPr>
-        <w:t xml:space="preserve"> և դիտարկիչ։ Պարսկերեն ու արաբերենը </w:t>
-      </w:r>
-      <w:r>
-        <w:rPr>
-          <w:rFonts w:ascii="Mshtakan" w:hAnsi="Mshtakan" w:eastAsia="Mshtakan" w:cs="Mshtakan"/>
-          <w:color w:val="000000"/>
-          <w:rtl w:val="0"/>
-          <w:lang w:val="en-US" w:eastAsia="hy-AM" w:bidi="hy-AM"/>
-        </w:rPr>
-        <w:t>RTL</w:t>
-      </w:r>
-      <w:r>
-        <w:rPr>
-          <w:rFonts w:ascii="Mshtakan" w:hAnsi="Mshtakan" w:eastAsia="Mshtakan" w:cs="Mshtakan"/>
-          <w:color w:val="000000"/>
-          <w:rtl w:val="0"/>
-          <w:lang w:val="hy-AM" w:eastAsia="hy-AM" w:bidi="hy-AM"/>
-        </w:rPr>
-        <w:t xml:space="preserve"> են։ </w:t>
-      </w:r>
-      <w:r>
-        <w:rPr>
-          <w:rFonts w:ascii="Mshtakan" w:hAnsi="Mshtakan" w:eastAsia="Mshtakan" w:cs="Mshtakan"/>
-          <w:color w:val="000000"/>
-          <w:rtl w:val="0"/>
-          <w:lang w:val="en-US" w:eastAsia="hy-AM" w:bidi="hy-AM"/>
-        </w:rPr>
-        <w:t>RTL</w:t>
-      </w:r>
-      <w:r>
-        <w:rPr>
-          <w:rFonts w:ascii="Mshtakan" w:hAnsi="Mshtakan" w:eastAsia="Mshtakan" w:cs="Mshtakan"/>
-          <w:color w:val="000000"/>
-          <w:rtl w:val="0"/>
-          <w:lang w:val="hy-AM" w:eastAsia="hy-AM" w:bidi="hy-AM"/>
-        </w:rPr>
-        <w:t xml:space="preserve"> նախադիտումը միայն ուղղությունն է փոխում։ Թարգմանվում են պիտակներն ու նմուշները, ոչ պահված բովանդակությունը։</w:t>
+          <w:lang w:val="hy-AM" w:bidi="hy-AM" w:eastAsia="hy-AM"/>
+          <w:color w:val="000000"/>
+          <w:rtl w:val="0"/>
+          <w:rFonts w:ascii="Arial" w:hAnsi="Arial" w:eastAsia="Arial" w:cs="Arial"/>
+        </w:rPr>
+        <w:t>Կայքի լեզուն որոշում է ֆոնային PDF-ը, նաև ձեռքով հերթը․ պրոֆիլը՝ ադմինիստրացիա, REST և դիտարկիչ։ Պարսկերեն ու արաբերենը RTL են։ RTL նախադիտումը միայն ուղղությունն է փոխում։ Թարգմանվում են պիտակներն ու նմուշները, ոչ պահված բովանդակությունը։</w:t>
       </w:r>
     </w:p>
     <w:tbl>
@@ -7512,7 +6388,7 @@
               <w:left w:w="100" w:type="dxa"/>
               <w:right w:w="100" w:type="dxa"/>
             </w:tcMar>
-            <w:shd w:fill="E7EDF2"/>
+            <w:shd w:fill="D9D9D9" w:val="clear"/>
           </w:tcPr>
           <w:p>
             <w:pPr>
@@ -7544,7 +6420,7 @@
               <w:left w:w="100" w:type="dxa"/>
               <w:right w:w="100" w:type="dxa"/>
             </w:tcMar>
-            <w:shd w:fill="E7EDF2"/>
+            <w:shd w:fill="D9D9D9" w:val="clear"/>
           </w:tcPr>
           <w:p>
             <w:pPr>
@@ -7576,7 +6452,7 @@
               <w:left w:w="100" w:type="dxa"/>
               <w:right w:w="100" w:type="dxa"/>
             </w:tcMar>
-            <w:shd w:fill="E7EDF2"/>
+            <w:shd w:fill="D9D9D9" w:val="clear"/>
           </w:tcPr>
           <w:p>
             <w:pPr>
@@ -9539,7 +8415,7 @@
           <w:rtl w:val="0"/>
           <w:lang w:val="en-US" w:eastAsia="hy-AM" w:bidi="hy-AM"/>
         </w:rPr>
-        <w:t>PrintNode</w:t>
+        <w:t>CUPS</w:t>
       </w:r>
       <w:r>
         <w:rPr>
@@ -10070,124 +8946,14 @@
     <w:p>
       <w:pPr>
         <w:bidi w:val="0"/>
-        <w:jc w:val="left"/>
+        <w:jc w:val="start"/>
       </w:pPr>
       <w:r>
         <w:rPr>
-          <w:rFonts w:ascii="Mshtakan" w:hAnsi="Mshtakan" w:eastAsia="Mshtakan" w:cs="Mshtakan"/>
-          <w:color w:val="000000"/>
-          <w:rtl w:val="0"/>
-          <w:lang w:val="hy-AM" w:eastAsia="hy-AM" w:bidi="hy-AM"/>
-        </w:rPr>
-        <w:t xml:space="preserve">Բանալին պահեք սերվերում։ </w:t>
-      </w:r>
-      <w:r>
-        <w:rPr>
-          <w:rFonts w:ascii="Mshtakan" w:hAnsi="Mshtakan" w:eastAsia="Mshtakan" w:cs="Mshtakan"/>
-          <w:color w:val="000000"/>
-          <w:rtl w:val="0"/>
-          <w:lang w:val="en-US" w:eastAsia="hy-AM" w:bidi="hy-AM"/>
-        </w:rPr>
-        <w:t>wp-config.php-</w:t>
-      </w:r>
-      <w:r>
-        <w:rPr>
-          <w:rFonts w:ascii="Mshtakan" w:hAnsi="Mshtakan" w:eastAsia="Mshtakan" w:cs="Mshtakan"/>
-          <w:color w:val="000000"/>
-          <w:rtl w:val="0"/>
-          <w:lang w:val="hy-AM" w:eastAsia="hy-AM" w:bidi="hy-AM"/>
-        </w:rPr>
-        <w:t xml:space="preserve">ի ոչ դատարկ </w:t>
-      </w:r>
-      <w:r>
-        <w:rPr>
-          <w:rFonts w:ascii="Courier New" w:hAnsi="Courier New" w:eastAsia="Courier New" w:cs="Courier New"/>
-          <w:color w:val="000000"/>
-          <w:rtl w:val="0"/>
-          <w:lang w:val="en-US" w:eastAsia="hy-AM" w:bidi="hy-AM"/>
-        </w:rPr>
-        <w:t>WCIP_PRINTNODE_API_KEY-</w:t>
-      </w:r>
-      <w:r>
-        <w:rPr>
-          <w:rFonts w:ascii="Mshtakan" w:hAnsi="Mshtakan" w:eastAsia="Mshtakan" w:cs="Mshtakan"/>
-          <w:color w:val="000000"/>
-          <w:rtl w:val="0"/>
-          <w:lang w:val="hy-AM" w:eastAsia="hy-AM" w:bidi="hy-AM"/>
-        </w:rPr>
-        <w:t xml:space="preserve">ը գերակայում է։ </w:t>
-      </w:r>
-      <w:r>
-        <w:rPr>
-          <w:rFonts w:ascii="Mshtakan" w:hAnsi="Mshtakan" w:eastAsia="Mshtakan" w:cs="Mshtakan"/>
-          <w:color w:val="000000"/>
-          <w:rtl w:val="0"/>
-          <w:lang w:val="en-US" w:eastAsia="hy-AM" w:bidi="hy-AM"/>
-        </w:rPr>
-        <w:t>DB</w:t>
-      </w:r>
-      <w:r>
-        <w:rPr>
-          <w:rFonts w:ascii="Mshtakan" w:hAnsi="Mshtakan" w:eastAsia="Mshtakan" w:cs="Mshtakan"/>
-          <w:color w:val="000000"/>
-          <w:rtl w:val="0"/>
-          <w:lang w:val="hy-AM" w:eastAsia="hy-AM" w:bidi="hy-AM"/>
-        </w:rPr>
-        <w:t xml:space="preserve"> բանալին գաղտնագրված չէ և անցնում է պահուստ․ </w:t>
-      </w:r>
-      <w:r>
-        <w:rPr>
-          <w:rFonts w:ascii="Mshtakan" w:hAnsi="Mshtakan" w:eastAsia="Mshtakan" w:cs="Mshtakan"/>
-          <w:color w:val="000000"/>
-          <w:rtl w:val="0"/>
-          <w:lang w:val="en-US" w:eastAsia="hy-AM" w:bidi="hy-AM"/>
-        </w:rPr>
-        <w:t>REST</w:t>
-      </w:r>
-      <w:r>
-        <w:rPr>
-          <w:rFonts w:ascii="Mshtakan" w:hAnsi="Mshtakan" w:eastAsia="Mshtakan" w:cs="Mshtakan"/>
-          <w:color w:val="000000"/>
-          <w:rtl w:val="0"/>
-          <w:lang w:val="hy-AM" w:eastAsia="hy-AM" w:bidi="hy-AM"/>
-        </w:rPr>
-        <w:t xml:space="preserve"> չի վերադարձնում։ </w:t>
-      </w:r>
-      <w:r>
-        <w:rPr>
-          <w:rFonts w:ascii="Mshtakan" w:hAnsi="Mshtakan" w:eastAsia="Mshtakan" w:cs="Mshtakan"/>
-          <w:color w:val="000000"/>
-          <w:rtl w:val="0"/>
-          <w:lang w:val="en-US" w:eastAsia="hy-AM" w:bidi="hy-AM"/>
-        </w:rPr>
-        <w:t>PrintNode-</w:t>
-      </w:r>
-      <w:r>
-        <w:rPr>
-          <w:rFonts w:ascii="Mshtakan" w:hAnsi="Mshtakan" w:eastAsia="Mshtakan" w:cs="Mshtakan"/>
-          <w:color w:val="000000"/>
-          <w:rtl w:val="0"/>
-          <w:lang w:val="hy-AM" w:eastAsia="hy-AM" w:bidi="hy-AM"/>
-        </w:rPr>
-        <w:t xml:space="preserve">ը ստանում է </w:t>
-      </w:r>
-      <w:r>
-        <w:rPr>
-          <w:rFonts w:ascii="Mshtakan" w:hAnsi="Mshtakan" w:eastAsia="Mshtakan" w:cs="Mshtakan"/>
-          <w:color w:val="000000"/>
-          <w:rtl w:val="0"/>
-          <w:lang w:val="en-US" w:eastAsia="hy-AM" w:bidi="hy-AM"/>
-        </w:rPr>
-        <w:t>PDF</w:t>
-      </w:r>
-      <w:r>
-        <w:rPr>
-          <w:rFonts w:ascii="Mshtakan" w:hAnsi="Mshtakan" w:eastAsia="Mshtakan" w:cs="Mshtakan"/>
-          <w:color w:val="000000"/>
-          <w:rtl w:val="0"/>
-          <w:lang w:val="hy-AM" w:eastAsia="hy-AM" w:bidi="hy-AM"/>
-        </w:rPr>
-        <w:t xml:space="preserve"> տվյալները։ Մասնավոր ժամանակավոր ֆայլերը մաքրվում են․ զգայուն մատյան մի պահեք։</w:t>
+          <w:lang w:val="hy-AM" w:bidi="hy-AM"/>
+          <w:rtl w:val="0"/>
+        </w:rPr>
+        <w:t>WCIP_CUPS_PASSWORD-ի ոչ դատարկ տեքստը կողպում է կարգավորումների գաղտնաբառի դաշտը։ Պահված գաղտնաբառը չի ցուցադրվում և չի վերադարձվում բրաուզերին։ Այս նպատակակետով հաճախորդի տվյալներ պարունակող PDF-ը ուղարկվում է միայն ձեր կարգավորված CUPS սերվերին։</w:t>
       </w:r>
     </w:p>
     <w:p>
@@ -10606,178 +9372,16 @@
     <w:p>
       <w:pPr>
         <w:bidi w:val="0"/>
-        <w:jc w:val="left"/>
+        <w:jc w:val="start"/>
       </w:pPr>
       <w:r>
         <w:rPr>
-          <w:rFonts w:ascii="Mshtakan" w:hAnsi="Mshtakan" w:eastAsia="Mshtakan" w:cs="Mshtakan"/>
-          <w:color w:val="000000"/>
-          <w:rtl w:val="0"/>
-          <w:lang w:val="hy-AM" w:eastAsia="hy-AM" w:bidi="hy-AM"/>
-        </w:rPr>
-        <w:t xml:space="preserve">Կանգնած հերթ՝ </w:t>
-      </w:r>
-      <w:r>
-        <w:rPr>
-          <w:rFonts w:ascii="Mshtakan" w:hAnsi="Mshtakan" w:eastAsia="Mshtakan" w:cs="Mshtakan"/>
-          <w:color w:val="000000"/>
-          <w:rtl w:val="0"/>
-          <w:lang w:val="en-US" w:eastAsia="hy-AM" w:bidi="hy-AM"/>
-        </w:rPr>
-        <w:t>Scheduled</w:t>
-      </w:r>
-      <w:r>
-        <w:rPr>
-          <w:rFonts w:ascii="Mshtakan" w:hAnsi="Mshtakan" w:eastAsia="Mshtakan" w:cs="Mshtakan"/>
-          <w:color w:val="000000"/>
-          <w:rtl w:val="0"/>
-          <w:lang w:val="hy-AM" w:eastAsia="hy-AM" w:bidi="hy-AM"/>
-        </w:rPr>
-        <w:t xml:space="preserve"> </w:t>
-      </w:r>
-      <w:r>
-        <w:rPr>
-          <w:rFonts w:ascii="Mshtakan" w:hAnsi="Mshtakan" w:eastAsia="Mshtakan" w:cs="Mshtakan"/>
-          <w:color w:val="000000"/>
-          <w:rtl w:val="0"/>
-          <w:lang w:val="en-US" w:eastAsia="hy-AM" w:bidi="hy-AM"/>
-        </w:rPr>
-        <w:t>Actions</w:t>
-      </w:r>
-      <w:r>
-        <w:rPr>
-          <w:rFonts w:ascii="Mshtakan" w:hAnsi="Mshtakan" w:eastAsia="Mshtakan" w:cs="Mshtakan"/>
-          <w:color w:val="000000"/>
-          <w:rtl w:val="0"/>
-          <w:lang w:val="hy-AM" w:eastAsia="hy-AM" w:bidi="hy-AM"/>
-        </w:rPr>
-        <w:t xml:space="preserve">, խումբ, </w:t>
-      </w:r>
-      <w:r>
-        <w:rPr>
-          <w:rFonts w:ascii="Mshtakan" w:hAnsi="Mshtakan" w:eastAsia="Mshtakan" w:cs="Mshtakan"/>
-          <w:color w:val="000000"/>
-          <w:rtl w:val="0"/>
-          <w:lang w:val="en-US" w:eastAsia="hy-AM" w:bidi="hy-AM"/>
-        </w:rPr>
-        <w:t>WP</w:t>
-      </w:r>
-      <w:r>
-        <w:rPr>
-          <w:rFonts w:ascii="Mshtakan" w:hAnsi="Mshtakan" w:eastAsia="Mshtakan" w:cs="Mshtakan"/>
-          <w:color w:val="000000"/>
-          <w:rtl w:val="0"/>
-          <w:lang w:val="hy-AM" w:eastAsia="hy-AM" w:bidi="hy-AM"/>
-        </w:rPr>
-        <w:t xml:space="preserve"> </w:t>
-      </w:r>
-      <w:r>
-        <w:rPr>
-          <w:rFonts w:ascii="Mshtakan" w:hAnsi="Mshtakan" w:eastAsia="Mshtakan" w:cs="Mshtakan"/>
-          <w:color w:val="000000"/>
-          <w:rtl w:val="0"/>
-          <w:lang w:val="en-US" w:eastAsia="hy-AM" w:bidi="hy-AM"/>
-        </w:rPr>
-        <w:t>Cron</w:t>
-      </w:r>
-      <w:r>
-        <w:rPr>
-          <w:rFonts w:ascii="Mshtakan" w:hAnsi="Mshtakan" w:eastAsia="Mshtakan" w:cs="Mshtakan"/>
-          <w:color w:val="000000"/>
-          <w:rtl w:val="0"/>
-          <w:lang w:val="hy-AM" w:eastAsia="hy-AM" w:bidi="hy-AM"/>
-        </w:rPr>
-        <w:t xml:space="preserve">, </w:t>
-      </w:r>
-      <w:r>
-        <w:rPr>
-          <w:rFonts w:ascii="Mshtakan" w:hAnsi="Mshtakan" w:eastAsia="Mshtakan" w:cs="Mshtakan"/>
-          <w:color w:val="000000"/>
-          <w:rtl w:val="0"/>
-          <w:lang w:val="en-US" w:eastAsia="hy-AM" w:bidi="hy-AM"/>
-        </w:rPr>
-        <w:t>loopback</w:t>
-      </w:r>
-      <w:r>
-        <w:rPr>
-          <w:rFonts w:ascii="Mshtakan" w:hAnsi="Mshtakan" w:eastAsia="Mshtakan" w:cs="Mshtakan"/>
-          <w:color w:val="000000"/>
-          <w:rtl w:val="0"/>
-          <w:lang w:val="hy-AM" w:eastAsia="hy-AM" w:bidi="hy-AM"/>
-        </w:rPr>
-        <w:t xml:space="preserve">։ </w:t>
-      </w:r>
-      <w:r>
-        <w:rPr>
-          <w:rFonts w:ascii="Mshtakan" w:hAnsi="Mshtakan" w:eastAsia="Mshtakan" w:cs="Mshtakan"/>
-          <w:color w:val="000000"/>
-          <w:rtl w:val="0"/>
-          <w:lang w:val="en-US" w:eastAsia="hy-AM" w:bidi="hy-AM"/>
-        </w:rPr>
-        <w:t>PDF</w:t>
-      </w:r>
-      <w:r>
-        <w:rPr>
-          <w:rFonts w:ascii="Mshtakan" w:hAnsi="Mshtakan" w:eastAsia="Mshtakan" w:cs="Mshtakan"/>
-          <w:color w:val="000000"/>
-          <w:rtl w:val="0"/>
-          <w:lang w:val="hy-AM" w:eastAsia="hy-AM" w:bidi="hy-AM"/>
-        </w:rPr>
-        <w:t xml:space="preserve">՝ կախվածություններ, ընդլայնումներ, տառատեսակ, հիշողություն, ժամանակավոր թույլտվություն։ Տեղային տպիչը համակարգային պատուհանում է․ թարմացումը միայն </w:t>
-      </w:r>
-      <w:r>
-        <w:rPr>
-          <w:rFonts w:ascii="Mshtakan" w:hAnsi="Mshtakan" w:eastAsia="Mshtakan" w:cs="Mshtakan"/>
-          <w:color w:val="000000"/>
-          <w:rtl w:val="0"/>
-          <w:lang w:val="en-US" w:eastAsia="hy-AM" w:bidi="hy-AM"/>
-        </w:rPr>
-        <w:t>PrintNode</w:t>
-      </w:r>
-      <w:r>
-        <w:rPr>
-          <w:rFonts w:ascii="Mshtakan" w:hAnsi="Mshtakan" w:eastAsia="Mshtakan" w:cs="Mshtakan"/>
-          <w:color w:val="000000"/>
-          <w:rtl w:val="0"/>
-          <w:lang w:val="hy-AM" w:eastAsia="hy-AM" w:bidi="hy-AM"/>
-        </w:rPr>
-        <w:t xml:space="preserve"> է գտնում։ Առանց թղթի </w:t>
-      </w:r>
-      <w:r>
-        <w:rPr>
-          <w:rFonts w:ascii="Mshtakan" w:hAnsi="Mshtakan" w:eastAsia="Mshtakan" w:cs="Mshtakan"/>
-          <w:color w:val="000000"/>
-          <w:rtl w:val="0"/>
-          <w:lang w:val="en-US" w:eastAsia="hy-AM" w:bidi="hy-AM"/>
-        </w:rPr>
-        <w:t>unknown</w:t>
-      </w:r>
-      <w:r>
-        <w:rPr>
-          <w:rFonts w:ascii="Mshtakan" w:hAnsi="Mshtakan" w:eastAsia="Mshtakan" w:cs="Mshtakan"/>
-          <w:color w:val="000000"/>
-          <w:rtl w:val="0"/>
-          <w:lang w:val="hy-AM" w:eastAsia="hy-AM" w:bidi="hy-AM"/>
-        </w:rPr>
-        <w:t xml:space="preserve"> կամ </w:t>
-      </w:r>
-      <w:r>
-        <w:rPr>
-          <w:rFonts w:ascii="Mshtakan" w:hAnsi="Mshtakan" w:eastAsia="Mshtakan" w:cs="Mshtakan"/>
-          <w:color w:val="000000"/>
-          <w:rtl w:val="0"/>
-          <w:lang w:val="en-US" w:eastAsia="hy-AM" w:bidi="hy-AM"/>
-        </w:rPr>
-        <w:t>submitted-</w:t>
-      </w:r>
-      <w:r>
-        <w:rPr>
-          <w:rFonts w:ascii="Mshtakan" w:hAnsi="Mshtakan" w:eastAsia="Mshtakan" w:cs="Mshtakan"/>
-          <w:color w:val="000000"/>
-          <w:rtl w:val="0"/>
-          <w:lang w:val="hy-AM" w:eastAsia="hy-AM" w:bidi="hy-AM"/>
-        </w:rPr>
-        <w:t>ի կրկնումից առաջ տեսեք պատմությունը։</w:t>
+          <w:lang w:val="hy-AM" w:bidi="hy-AM" w:eastAsia="hy-AM"/>
+          <w:color w:val="000000"/>
+          <w:rtl w:val="0"/>
+          <w:rFonts w:ascii="Arial" w:hAnsi="Arial" w:eastAsia="Arial" w:cs="Arial"/>
+        </w:rPr>
+        <w:t>Գործակալի սպասող հերթի համար ստուգեք վերջին կապը, միացված համակարգիչը, HTTPS-ը, հավելվածի գաղտնաբառը և նույն հերթը։ CUPS-ի համար ստուգեք Scheduled Actions, WP Cron և ցանցը։ unknown-ը կրկնելուց առաջ դիտեք տեղական հերթը, մատյանը և թուղթը։ PDF սխալի դեպքում ստուգեք ընդլայնումները, տառատեսակները, հիշողությունը և ժամանակավոր թույլտվությունները։</w:t>
       </w:r>
     </w:p>
     <w:p>
@@ -10846,7 +9450,7 @@
               <w:left w:w="100" w:type="dxa"/>
               <w:right w:w="100" w:type="dxa"/>
             </w:tcMar>
-            <w:shd w:fill="E7EDF2"/>
+            <w:shd w:fill="D9D9D9" w:val="clear"/>
           </w:tcPr>
           <w:p>
             <w:pPr>
@@ -10878,7 +9482,7 @@
               <w:left w:w="100" w:type="dxa"/>
               <w:right w:w="100" w:type="dxa"/>
             </w:tcMar>
-            <w:shd w:fill="E7EDF2"/>
+            <w:shd w:fill="D9D9D9" w:val="clear"/>
           </w:tcPr>
           <w:p>
             <w:pPr>
@@ -11427,9 +10031,1354 @@
         <w:spacing w:after="40"/>
       </w:pPr>
     </w:p>
+    <w:p>
+      <w:pPr>
+        <w:pStyle w:val="Heading1"/>
+        <w:bidi w:val="0"/>
+        <w:jc w:val="start"/>
+      </w:pPr>
+      <w:r>
+        <w:rPr>
+          <w:lang w:val="hy-AM" w:bidi="hy-AM"/>
+          <w:rtl w:val="0"/>
+        </w:rPr>
+        <w:t>Գործողություններ և ընդլայնման պայմանագրեր</w:t>
+      </w:r>
+    </w:p>
+    <w:p>
+      <w:pPr>
+        <w:bidi w:val="0"/>
+        <w:jc w:val="start"/>
+      </w:pPr>
+      <w:r>
+        <w:rPr>
+          <w:lang w:val="hy-AM" w:bidi="hy-AM"/>
+          <w:rtl w:val="0"/>
+        </w:rPr>
+        <w:t>Հին պատվերներն ընտրելուց առաջ նախադիտեք բացակայող հաշիվները։ Նախադիտումը չի տպում։ UTC միջակայքը առավելագույնը 31 օր է։</w:t>
+      </w:r>
+    </w:p>
+    <w:p>
+      <w:pPr>
+        <w:bidi w:val="0"/>
+        <w:jc w:val="start"/>
+      </w:pPr>
+      <w:r>
+        <w:rPr>
+          <w:lang w:val="hy-AM" w:bidi="hy-AM"/>
+          <w:rtl w:val="0"/>
+        </w:rPr>
+        <w:t>Կատարումը պահվում է առանձին։ WooCommerce-ի վճարումը, վիճակն ու ամսաթվերը չեն փոխվում։</w:t>
+      </w:r>
+    </w:p>
+    <w:p>
+      <w:pPr>
+        <w:bidi w:val="0"/>
+        <w:jc w:val="start"/>
+      </w:pPr>
+      <w:r>
+        <w:rPr>
+          <w:lang w:val="hy-AM" w:bidi="hy-AM"/>
+          <w:rtl w:val="0"/>
+        </w:rPr>
+        <w:t>Օգտագործեք ստեղնաշարային սկաներ կամ մուտքագրեք հղումը։ Պահանջվում է մուտք․ սկանավորումը թղթային տպում չի հաստատում։</w:t>
+      </w:r>
+    </w:p>
+    <w:p>
+      <w:pPr>
+        <w:bidi w:val="0"/>
+        <w:jc w:val="start"/>
+      </w:pPr>
+      <w:r>
+        <w:rPr>
+          <w:lang w:val="hy-AM" w:bidi="hy-AM"/>
+          <w:rtl w:val="0"/>
+        </w:rPr>
+        <w:t>Արտահանումը լռելյայն անջատված է։ Ընդունիչը պետք է իրականացնի HMAC, կրկնման պաշտպանություն և իդեմպոտենտ ստացականներ։ Ընդունումը առաքման ապացույց չէ։ Բազայի գաղտնիքները գաղտնագրված չեն․ օգտագործեք WCIP_EXPORT_SIGNING_SECRET։</w:t>
+      </w:r>
+    </w:p>
+    <w:p>
+      <w:pPr>
+        <w:pStyle w:val="Code"/>
+        <w:bidi w:val="0"/>
+        <w:jc w:val="start"/>
+      </w:pPr>
+      <w:r>
+        <w:rPr>
+          <w:lang w:val="hy-AM" w:bidi="hy-AM"/>
+          <w:rtl w:val="0"/>
+        </w:rPr>
+        <w:t>1.4.0 · 2026-10-10 · c894eb05d2120a4bba09aa3500fe2842a0e48d74</w:t>
+      </w:r>
+    </w:p>
+    <w:p>
+      <w:pPr>
+        <w:pStyle w:val="Code"/>
+        <w:bidi w:val="0"/>
+        <w:jc w:val="start"/>
+      </w:pPr>
+      <w:r>
+        <w:rPr>
+          <w:lang w:val="hy-AM" w:bidi="hy-AM"/>
+          <w:rtl w:val="0"/>
+        </w:rPr>
+        <w:t>docs/operations.md · REMEDIATION_TRACEABILITY.md</w:t>
+      </w:r>
+    </w:p>
+    <w:tbl>
+      <w:tblPr>
+        <w:tblW w:type="auto" w:w="0"/>
+        <w:tblLook w:firstColumn="1" w:firstRow="1" w:lastColumn="0" w:lastRow="0" w:noHBand="0" w:noVBand="1" w:val="04A0"/>
+        <w:tblBorders>
+          <w:top w:val="single" w:sz="4" w:color="D9D9D9"/>
+          <w:left w:val="single" w:sz="4" w:color="D9D9D9"/>
+          <w:bottom w:val="single" w:sz="4" w:color="D9D9D9"/>
+          <w:right w:val="single" w:sz="4" w:color="D9D9D9"/>
+          <w:insideH w:val="single" w:sz="4" w:color="D9D9D9"/>
+          <w:insideV w:val="single" w:sz="4" w:color="D9D9D9"/>
+        </w:tblBorders>
+      </w:tblPr>
+      <w:tblGrid>
+        <w:gridCol w:w="5112"/>
+        <w:gridCol w:w="5112"/>
+      </w:tblGrid>
+      <w:tr>
+        <w:trPr>
+          <w:tblHeader/>
+          <w:cantSplit/>
+        </w:trPr>
+        <w:tc>
+          <w:tcPr>
+            <w:tcW w:type="dxa" w:w="5112"/>
+            <w:vAlign w:val="center"/>
+            <w:shd w:fill="D9D9D9" w:val="clear"/>
+          </w:tcPr>
+          <w:p>
+            <w:pPr>
+              <w:bidi w:val="0"/>
+              <w:spacing w:line="240" w:lineRule="auto" w:after="40"/>
+              <w:jc w:val="start"/>
+            </w:pPr>
+            <w:r>
+              <w:rPr>
+                <w:lang w:val="hy-AM" w:bidi="hy-AM"/>
+                <w:b/>
+                <w:sz w:val="20"/>
+                <w:rtl w:val="0"/>
+              </w:rPr>
+              <w:t>Հուկ</w:t>
+            </w:r>
+          </w:p>
+        </w:tc>
+        <w:tc>
+          <w:tcPr>
+            <w:tcW w:type="dxa" w:w="5112"/>
+            <w:vAlign w:val="center"/>
+            <w:shd w:fill="D9D9D9" w:val="clear"/>
+          </w:tcPr>
+          <w:p>
+            <w:pPr>
+              <w:bidi w:val="0"/>
+              <w:spacing w:line="240" w:lineRule="auto" w:after="40"/>
+              <w:jc w:val="start"/>
+            </w:pPr>
+            <w:r>
+              <w:rPr>
+                <w:lang w:val="hy-AM" w:bidi="hy-AM"/>
+                <w:b/>
+                <w:sz w:val="20"/>
+                <w:rtl w:val="0"/>
+              </w:rPr>
+              <w:t>Տիպ և փաստարկներ</w:t>
+            </w:r>
+          </w:p>
+        </w:tc>
+      </w:tr>
+      <w:tr>
+        <w:trPr>
+          <w:cantSplit/>
+        </w:trPr>
+        <w:tc>
+          <w:tcPr>
+            <w:tcW w:type="dxa" w:w="5112"/>
+            <w:vAlign w:val="center"/>
+          </w:tcPr>
+          <w:p>
+            <w:pPr>
+              <w:bidi w:val="0"/>
+              <w:spacing w:line="240" w:lineRule="auto" w:after="40"/>
+              <w:jc w:val="start"/>
+            </w:pPr>
+            <w:r>
+              <w:rPr>
+                <w:lang w:val="hy-AM" w:bidi="hy-AM"/>
+                <w:sz w:val="20"/>
+                <w:rtl w:val="0"/>
+              </w:rPr>
+              <w:t>wcip_payment_method_semantics</w:t>
+            </w:r>
+          </w:p>
+        </w:tc>
+        <w:tc>
+          <w:tcPr>
+            <w:tcW w:type="dxa" w:w="5112"/>
+            <w:vAlign w:val="center"/>
+          </w:tcPr>
+          <w:p>
+            <w:pPr>
+              <w:spacing w:line="240" w:lineRule="auto" w:after="40"/>
+            </w:pPr>
+            <w:r>
+              <w:rPr>
+                <w:sz w:val="20"/>
+              </w:rPr>
+              <w:t>string, WC_Order, gateway → string</w:t>
+            </w:r>
+          </w:p>
+        </w:tc>
+      </w:tr>
+      <w:tr>
+        <w:trPr>
+          <w:cantSplit/>
+        </w:trPr>
+        <w:tc>
+          <w:tcPr>
+            <w:tcW w:type="dxa" w:w="5112"/>
+            <w:vAlign w:val="center"/>
+          </w:tcPr>
+          <w:p>
+            <w:pPr>
+              <w:bidi w:val="0"/>
+              <w:spacing w:line="240" w:lineRule="auto" w:after="40"/>
+              <w:jc w:val="start"/>
+            </w:pPr>
+            <w:r>
+              <w:rPr>
+                <w:lang w:val="hy-AM" w:bidi="hy-AM"/>
+                <w:sz w:val="20"/>
+                <w:rtl w:val="0"/>
+              </w:rPr>
+              <w:t>wcip_payment_confirmed</w:t>
+            </w:r>
+          </w:p>
+        </w:tc>
+        <w:tc>
+          <w:tcPr>
+            <w:tcW w:type="dxa" w:w="5112"/>
+            <w:vAlign w:val="center"/>
+          </w:tcPr>
+          <w:p>
+            <w:pPr>
+              <w:spacing w:line="240" w:lineRule="auto" w:after="40"/>
+            </w:pPr>
+            <w:r>
+              <w:rPr>
+                <w:sz w:val="20"/>
+              </w:rPr>
+              <w:t>bool, WC_Order, semantics → bool</w:t>
+            </w:r>
+          </w:p>
+        </w:tc>
+      </w:tr>
+      <w:tr>
+        <w:trPr>
+          <w:cantSplit/>
+        </w:trPr>
+        <w:tc>
+          <w:tcPr>
+            <w:tcW w:type="dxa" w:w="5112"/>
+            <w:vAlign w:val="center"/>
+          </w:tcPr>
+          <w:p>
+            <w:pPr>
+              <w:bidi w:val="0"/>
+              <w:spacing w:line="240" w:lineRule="auto" w:after="40"/>
+              <w:jc w:val="start"/>
+            </w:pPr>
+            <w:r>
+              <w:rPr>
+                <w:lang w:val="hy-AM" w:bidi="hy-AM"/>
+                <w:sz w:val="20"/>
+                <w:rtl w:val="0"/>
+              </w:rPr>
+              <w:t>wcip_fulfillment_eligible</w:t>
+            </w:r>
+          </w:p>
+        </w:tc>
+        <w:tc>
+          <w:tcPr>
+            <w:tcW w:type="dxa" w:w="5112"/>
+            <w:vAlign w:val="center"/>
+          </w:tcPr>
+          <w:p>
+            <w:pPr>
+              <w:bidi w:val="0"/>
+              <w:spacing w:line="240" w:lineRule="auto" w:after="40"/>
+              <w:jc w:val="start"/>
+            </w:pPr>
+            <w:r>
+              <w:rPr>
+                <w:lang w:val="hy-AM" w:bidi="hy-AM"/>
+                <w:sz w:val="20"/>
+                <w:rtl w:val="0"/>
+              </w:rPr>
+              <w:t>bool, WC_Order → bool</w:t>
+            </w:r>
+          </w:p>
+        </w:tc>
+      </w:tr>
+      <w:tr>
+        <w:trPr>
+          <w:cantSplit/>
+        </w:trPr>
+        <w:tc>
+          <w:tcPr>
+            <w:tcW w:type="dxa" w:w="5112"/>
+            <w:vAlign w:val="center"/>
+          </w:tcPr>
+          <w:p>
+            <w:pPr>
+              <w:bidi w:val="0"/>
+              <w:spacing w:line="240" w:lineRule="auto" w:after="40"/>
+              <w:jc w:val="start"/>
+            </w:pPr>
+            <w:r>
+              <w:rPr>
+                <w:lang w:val="hy-AM" w:bidi="hy-AM"/>
+                <w:sz w:val="20"/>
+                <w:rtl w:val="0"/>
+              </w:rPr>
+              <w:t>wcip_recipient_data</w:t>
+            </w:r>
+          </w:p>
+        </w:tc>
+        <w:tc>
+          <w:tcPr>
+            <w:tcW w:type="dxa" w:w="5112"/>
+            <w:vAlign w:val="center"/>
+          </w:tcPr>
+          <w:p>
+            <w:pPr>
+              <w:bidi w:val="0"/>
+              <w:spacing w:line="240" w:lineRule="auto" w:after="40"/>
+              <w:jc w:val="start"/>
+            </w:pPr>
+            <w:r>
+              <w:rPr>
+                <w:lang w:val="hy-AM" w:bidi="hy-AM"/>
+                <w:sz w:val="20"/>
+                <w:rtl w:val="0"/>
+              </w:rPr>
+              <w:t>array, WC_Order → array</w:t>
+            </w:r>
+          </w:p>
+        </w:tc>
+      </w:tr>
+      <w:tr>
+        <w:trPr>
+          <w:cantSplit/>
+        </w:trPr>
+        <w:tc>
+          <w:tcPr>
+            <w:tcW w:type="dxa" w:w="5112"/>
+            <w:vAlign w:val="center"/>
+          </w:tcPr>
+          <w:p>
+            <w:pPr>
+              <w:bidi w:val="0"/>
+              <w:spacing w:line="240" w:lineRule="auto" w:after="40"/>
+              <w:jc w:val="start"/>
+            </w:pPr>
+            <w:r>
+              <w:rPr>
+                <w:lang w:val="hy-AM" w:bidi="hy-AM"/>
+                <w:sz w:val="20"/>
+                <w:rtl w:val="0"/>
+              </w:rPr>
+              <w:t>wcip_item_weight</w:t>
+            </w:r>
+          </w:p>
+        </w:tc>
+        <w:tc>
+          <w:tcPr>
+            <w:tcW w:type="dxa" w:w="5112"/>
+            <w:vAlign w:val="center"/>
+          </w:tcPr>
+          <w:p>
+            <w:pPr>
+              <w:spacing w:line="240" w:lineRule="auto" w:after="40"/>
+            </w:pPr>
+            <w:r>
+              <w:rPr>
+                <w:sz w:val="20"/>
+              </w:rPr>
+              <w:t>array, WC_Order_Item_Product, quantity → array</w:t>
+            </w:r>
+          </w:p>
+        </w:tc>
+      </w:tr>
+      <w:tr>
+        <w:trPr>
+          <w:cantSplit/>
+        </w:trPr>
+        <w:tc>
+          <w:tcPr>
+            <w:tcW w:type="dxa" w:w="5112"/>
+            <w:vAlign w:val="center"/>
+          </w:tcPr>
+          <w:p>
+            <w:pPr>
+              <w:bidi w:val="0"/>
+              <w:spacing w:line="240" w:lineRule="auto" w:after="40"/>
+              <w:jc w:val="start"/>
+            </w:pPr>
+            <w:r>
+              <w:rPr>
+                <w:lang w:val="hy-AM" w:bidi="hy-AM"/>
+                <w:sz w:val="20"/>
+                <w:rtl w:val="0"/>
+              </w:rPr>
+              <w:t>wcip_print_filter_query_args</w:t>
+            </w:r>
+          </w:p>
+        </w:tc>
+        <w:tc>
+          <w:tcPr>
+            <w:tcW w:type="dxa" w:w="5112"/>
+            <w:vAlign w:val="center"/>
+          </w:tcPr>
+          <w:p>
+            <w:pPr>
+              <w:bidi w:val="0"/>
+              <w:spacing w:line="240" w:lineRule="auto" w:after="40"/>
+              <w:jc w:val="start"/>
+            </w:pPr>
+            <w:r>
+              <w:rPr>
+                <w:lang w:val="hy-AM" w:bidi="hy-AM"/>
+                <w:sz w:val="20"/>
+                <w:rtl w:val="0"/>
+              </w:rPr>
+              <w:t>array → array</w:t>
+            </w:r>
+          </w:p>
+        </w:tc>
+      </w:tr>
+      <w:tr>
+        <w:trPr>
+          <w:cantSplit/>
+        </w:trPr>
+        <w:tc>
+          <w:tcPr>
+            <w:tcW w:type="dxa" w:w="5112"/>
+            <w:vAlign w:val="center"/>
+          </w:tcPr>
+          <w:p>
+            <w:pPr>
+              <w:bidi w:val="0"/>
+              <w:spacing w:line="240" w:lineRule="auto" w:after="40"/>
+              <w:jc w:val="start"/>
+            </w:pPr>
+            <w:r>
+              <w:rPr>
+                <w:lang w:val="hy-AM" w:bidi="hy-AM"/>
+                <w:sz w:val="20"/>
+                <w:rtl w:val="0"/>
+              </w:rPr>
+              <w:t>wcip_can_access_order</w:t>
+            </w:r>
+          </w:p>
+        </w:tc>
+        <w:tc>
+          <w:tcPr>
+            <w:tcW w:type="dxa" w:w="5112"/>
+            <w:vAlign w:val="center"/>
+          </w:tcPr>
+          <w:p>
+            <w:pPr>
+              <w:bidi w:val="0"/>
+              <w:spacing w:line="240" w:lineRule="auto" w:after="40"/>
+              <w:jc w:val="start"/>
+            </w:pPr>
+            <w:r>
+              <w:rPr>
+                <w:lang w:val="hy-AM" w:bidi="hy-AM"/>
+                <w:sz w:val="20"/>
+                <w:rtl w:val="0"/>
+              </w:rPr>
+              <w:t>bool, WC_Order, capability → bool</w:t>
+            </w:r>
+          </w:p>
+        </w:tc>
+      </w:tr>
+      <w:tr>
+        <w:trPr>
+          <w:cantSplit/>
+        </w:trPr>
+        <w:tc>
+          <w:tcPr>
+            <w:tcW w:type="dxa" w:w="5112"/>
+            <w:vAlign w:val="center"/>
+          </w:tcPr>
+          <w:p>
+            <w:pPr>
+              <w:bidi w:val="0"/>
+              <w:spacing w:line="240" w:lineRule="auto" w:after="40"/>
+              <w:jc w:val="start"/>
+            </w:pPr>
+            <w:r>
+              <w:rPr>
+                <w:lang w:val="hy-AM" w:bidi="hy-AM"/>
+                <w:sz w:val="20"/>
+                <w:rtl w:val="0"/>
+              </w:rPr>
+              <w:t>wcip_print_confirmed</w:t>
+            </w:r>
+          </w:p>
+        </w:tc>
+        <w:tc>
+          <w:tcPr>
+            <w:tcW w:type="dxa" w:w="5112"/>
+            <w:vAlign w:val="center"/>
+          </w:tcPr>
+          <w:p>
+            <w:pPr>
+              <w:bidi w:val="0"/>
+              <w:spacing w:line="240" w:lineRule="auto" w:after="40"/>
+              <w:jc w:val="start"/>
+            </w:pPr>
+            <w:r>
+              <w:rPr>
+                <w:lang w:val="hy-AM" w:bidi="hy-AM"/>
+                <w:sz w:val="20"/>
+                <w:rtl w:val="0"/>
+              </w:rPr>
+              <w:t>job array; after commit</w:t>
+            </w:r>
+          </w:p>
+        </w:tc>
+      </w:tr>
+      <w:tr>
+        <w:trPr>
+          <w:cantSplit/>
+        </w:trPr>
+        <w:tc>
+          <w:tcPr>
+            <w:tcW w:type="dxa" w:w="5112"/>
+            <w:vAlign w:val="center"/>
+          </w:tcPr>
+          <w:p>
+            <w:pPr>
+              <w:bidi w:val="0"/>
+              <w:spacing w:line="240" w:lineRule="auto" w:after="40"/>
+              <w:jc w:val="start"/>
+            </w:pPr>
+            <w:r>
+              <w:rPr>
+                <w:lang w:val="hy-AM" w:bidi="hy-AM"/>
+                <w:sz w:val="20"/>
+                <w:rtl w:val="0"/>
+              </w:rPr>
+              <w:t>wcip_fulfillment_changed</w:t>
+            </w:r>
+          </w:p>
+        </w:tc>
+        <w:tc>
+          <w:tcPr>
+            <w:tcW w:type="dxa" w:w="5112"/>
+            <w:vAlign w:val="center"/>
+          </w:tcPr>
+          <w:p>
+            <w:pPr>
+              <w:bidi w:val="0"/>
+              <w:spacing w:line="240" w:lineRule="auto" w:after="40"/>
+              <w:jc w:val="start"/>
+            </w:pPr>
+            <w:r>
+              <w:rPr>
+                <w:lang w:val="hy-AM" w:bidi="hy-AM"/>
+                <w:sz w:val="20"/>
+                <w:rtl w:val="0"/>
+              </w:rPr>
+              <w:t>state array, event string; after commit</w:t>
+            </w:r>
+          </w:p>
+        </w:tc>
+      </w:tr>
+      <w:tr>
+        <w:trPr>
+          <w:cantSplit/>
+        </w:trPr>
+        <w:tc>
+          <w:tcPr>
+            <w:tcW w:type="dxa" w:w="5112"/>
+            <w:vAlign w:val="center"/>
+          </w:tcPr>
+          <w:p>
+            <w:pPr>
+              <w:bidi w:val="0"/>
+              <w:spacing w:line="240" w:lineRule="auto" w:after="40"/>
+              <w:jc w:val="start"/>
+            </w:pPr>
+            <w:r>
+              <w:rPr>
+                <w:lang w:val="hy-AM" w:bidi="hy-AM"/>
+                <w:sz w:val="20"/>
+                <w:rtl w:val="0"/>
+              </w:rPr>
+              <w:t>wcip_export_adapter</w:t>
+            </w:r>
+          </w:p>
+        </w:tc>
+        <w:tc>
+          <w:tcPr>
+            <w:tcW w:type="dxa" w:w="5112"/>
+            <w:vAlign w:val="center"/>
+          </w:tcPr>
+          <w:p>
+            <w:pPr>
+              <w:bidi w:val="0"/>
+              <w:spacing w:line="240" w:lineRule="auto" w:after="40"/>
+              <w:jc w:val="start"/>
+            </w:pPr>
+            <w:r>
+              <w:rPr>
+                <w:lang w:val="hy-AM" w:bidi="hy-AM"/>
+                <w:sz w:val="20"/>
+                <w:rtl w:val="0"/>
+              </w:rPr>
+              <w:t>ExportAdapterInterface, SettingsRepository → adapter</w:t>
+            </w:r>
+          </w:p>
+        </w:tc>
+      </w:tr>
+      <w:tr>
+        <w:trPr>
+          <w:cantSplit/>
+        </w:trPr>
+        <w:tc>
+          <w:tcPr>
+            <w:tcW w:type="dxa" w:w="5112"/>
+            <w:vAlign w:val="center"/>
+          </w:tcPr>
+          <w:p>
+            <w:pPr>
+              <w:bidi w:val="0"/>
+              <w:spacing w:line="240" w:lineRule="auto" w:after="40"/>
+              <w:jc w:val="start"/>
+            </w:pPr>
+            <w:r>
+              <w:rPr>
+                <w:lang w:val="hy-AM" w:bidi="hy-AM"/>
+                <w:sz w:val="20"/>
+                <w:rtl w:val="0"/>
+              </w:rPr>
+              <w:t>wcip_export_payload</w:t>
+            </w:r>
+          </w:p>
+        </w:tc>
+        <w:tc>
+          <w:tcPr>
+            <w:tcW w:type="dxa" w:w="5112"/>
+            <w:vAlign w:val="center"/>
+          </w:tcPr>
+          <w:p>
+            <w:pPr>
+              <w:bidi w:val="0"/>
+              <w:spacing w:line="240" w:lineRule="auto" w:after="40"/>
+              <w:jc w:val="start"/>
+            </w:pPr>
+            <w:r>
+              <w:rPr>
+                <w:lang w:val="hy-AM" w:bidi="hy-AM"/>
+                <w:sz w:val="20"/>
+                <w:rtl w:val="0"/>
+              </w:rPr>
+              <w:t>array, WC_Order, package_id → array</w:t>
+            </w:r>
+          </w:p>
+        </w:tc>
+      </w:tr>
+    </w:tbl>
+    <w:p>
+      <w:pPr>
+        <w:spacing w:before="0" w:after="0" w:line="20" w:lineRule="exact"/>
+      </w:pPr>
+    </w:p>
+    <w:tbl>
+      <w:tblPr>
+        <w:tblW w:type="auto" w:w="0"/>
+        <w:tblLook w:firstColumn="1" w:firstRow="1" w:lastColumn="0" w:lastRow="0" w:noHBand="0" w:noVBand="1" w:val="04A0"/>
+        <w:tblBorders>
+          <w:top w:val="single" w:sz="4" w:color="D9D9D9"/>
+          <w:left w:val="single" w:sz="4" w:color="D9D9D9"/>
+          <w:bottom w:val="single" w:sz="4" w:color="D9D9D9"/>
+          <w:right w:val="single" w:sz="4" w:color="D9D9D9"/>
+          <w:insideH w:val="single" w:sz="4" w:color="D9D9D9"/>
+          <w:insideV w:val="single" w:sz="4" w:color="D9D9D9"/>
+        </w:tblBorders>
+      </w:tblPr>
+      <w:tblGrid>
+        <w:gridCol w:w="5112"/>
+        <w:gridCol w:w="5112"/>
+      </w:tblGrid>
+      <w:tr>
+        <w:trPr>
+          <w:tblHeader/>
+          <w:cantSplit/>
+        </w:trPr>
+        <w:tc>
+          <w:tcPr>
+            <w:tcW w:type="dxa" w:w="5112"/>
+            <w:vAlign w:val="center"/>
+            <w:shd w:fill="D9D9D9" w:val="clear"/>
+          </w:tcPr>
+          <w:p>
+            <w:pPr>
+              <w:bidi w:val="0"/>
+              <w:spacing w:line="240" w:lineRule="auto" w:after="40"/>
+              <w:jc w:val="start"/>
+            </w:pPr>
+            <w:r>
+              <w:rPr>
+                <w:lang w:val="hy-AM" w:bidi="hy-AM"/>
+                <w:b/>
+                <w:sz w:val="20"/>
+                <w:rtl w:val="0"/>
+              </w:rPr>
+              <w:t>Մեթոդ և ուղի</w:t>
+            </w:r>
+          </w:p>
+        </w:tc>
+        <w:tc>
+          <w:tcPr>
+            <w:tcW w:type="dxa" w:w="5112"/>
+            <w:vAlign w:val="center"/>
+            <w:shd w:fill="D9D9D9" w:val="clear"/>
+          </w:tcPr>
+          <w:p>
+            <w:pPr>
+              <w:bidi w:val="0"/>
+              <w:spacing w:line="240" w:lineRule="auto" w:after="40"/>
+              <w:jc w:val="start"/>
+            </w:pPr>
+            <w:r>
+              <w:rPr>
+                <w:lang w:val="hy-AM" w:bidi="hy-AM"/>
+                <w:b/>
+                <w:sz w:val="20"/>
+                <w:rtl w:val="0"/>
+              </w:rPr>
+              <w:t>Պահանջվող իրավունք</w:t>
+            </w:r>
+          </w:p>
+        </w:tc>
+      </w:tr>
+      <w:tr>
+        <w:trPr>
+          <w:cantSplit/>
+        </w:trPr>
+        <w:tc>
+          <w:tcPr>
+            <w:tcW w:type="dxa" w:w="5112"/>
+            <w:vAlign w:val="center"/>
+          </w:tcPr>
+          <w:p>
+            <w:pPr>
+              <w:bidi w:val="0"/>
+              <w:spacing w:line="240" w:lineRule="auto" w:after="40"/>
+              <w:jc w:val="start"/>
+            </w:pPr>
+            <w:r>
+              <w:rPr>
+                <w:lang w:val="hy-AM" w:bidi="hy-AM"/>
+                <w:sz w:val="20"/>
+                <w:rtl w:val="0"/>
+              </w:rPr>
+              <w:t>POST /reconciliation/preview</w:t>
+            </w:r>
+          </w:p>
+        </w:tc>
+        <w:tc>
+          <w:tcPr>
+            <w:tcW w:type="dxa" w:w="5112"/>
+            <w:vAlign w:val="center"/>
+          </w:tcPr>
+          <w:p>
+            <w:pPr>
+              <w:bidi w:val="0"/>
+              <w:spacing w:line="240" w:lineRule="auto" w:after="40"/>
+              <w:jc w:val="start"/>
+            </w:pPr>
+            <w:r>
+              <w:rPr>
+                <w:lang w:val="hy-AM" w:bidi="hy-AM"/>
+                <w:sz w:val="20"/>
+                <w:rtl w:val="0"/>
+              </w:rPr>
+              <w:t>wcip_manage_settings + wcip_print_invoices</w:t>
+            </w:r>
+          </w:p>
+        </w:tc>
+      </w:tr>
+      <w:tr>
+        <w:trPr>
+          <w:cantSplit/>
+        </w:trPr>
+        <w:tc>
+          <w:tcPr>
+            <w:tcW w:type="dxa" w:w="5112"/>
+            <w:vAlign w:val="center"/>
+          </w:tcPr>
+          <w:p>
+            <w:pPr>
+              <w:bidi w:val="0"/>
+              <w:spacing w:line="240" w:lineRule="auto" w:after="40"/>
+              <w:jc w:val="start"/>
+            </w:pPr>
+            <w:r>
+              <w:rPr>
+                <w:lang w:val="hy-AM" w:bidi="hy-AM"/>
+                <w:sz w:val="20"/>
+                <w:rtl w:val="0"/>
+              </w:rPr>
+              <w:t>POST /reconciliation/enqueue</w:t>
+            </w:r>
+          </w:p>
+        </w:tc>
+        <w:tc>
+          <w:tcPr>
+            <w:tcW w:type="dxa" w:w="5112"/>
+            <w:vAlign w:val="center"/>
+          </w:tcPr>
+          <w:p>
+            <w:pPr>
+              <w:bidi w:val="0"/>
+              <w:spacing w:line="240" w:lineRule="auto" w:after="40"/>
+              <w:jc w:val="start"/>
+            </w:pPr>
+            <w:r>
+              <w:rPr>
+                <w:lang w:val="hy-AM" w:bidi="hy-AM"/>
+                <w:sz w:val="20"/>
+                <w:rtl w:val="0"/>
+              </w:rPr>
+              <w:t>same + user-bound token + confirm:true</w:t>
+            </w:r>
+          </w:p>
+        </w:tc>
+      </w:tr>
+      <w:tr>
+        <w:trPr>
+          <w:cantSplit/>
+        </w:trPr>
+        <w:tc>
+          <w:tcPr>
+            <w:tcW w:type="dxa" w:w="5112"/>
+            <w:vAlign w:val="center"/>
+          </w:tcPr>
+          <w:p>
+            <w:pPr>
+              <w:bidi w:val="0"/>
+              <w:spacing w:line="240" w:lineRule="auto" w:after="40"/>
+              <w:jc w:val="start"/>
+            </w:pPr>
+            <w:r>
+              <w:rPr>
+                <w:lang w:val="hy-AM" w:bidi="hy-AM"/>
+                <w:sz w:val="20"/>
+                <w:rtl w:val="0"/>
+              </w:rPr>
+              <w:t>POST /scan</w:t>
+            </w:r>
+          </w:p>
+        </w:tc>
+        <w:tc>
+          <w:tcPr>
+            <w:tcW w:type="dxa" w:w="5112"/>
+            <w:vAlign w:val="center"/>
+          </w:tcPr>
+          <w:p>
+            <w:pPr>
+              <w:bidi w:val="0"/>
+              <w:spacing w:line="240" w:lineRule="auto" w:after="40"/>
+              <w:jc w:val="start"/>
+            </w:pPr>
+            <w:r>
+              <w:rPr>
+                <w:lang w:val="hy-AM" w:bidi="hy-AM"/>
+                <w:sz w:val="20"/>
+                <w:rtl w:val="0"/>
+              </w:rPr>
+              <w:t>wcip_scan_orders + order access</w:t>
+            </w:r>
+          </w:p>
+        </w:tc>
+      </w:tr>
+      <w:tr>
+        <w:trPr>
+          <w:cantSplit/>
+        </w:trPr>
+        <w:tc>
+          <w:tcPr>
+            <w:tcW w:type="dxa" w:w="5112"/>
+            <w:vAlign w:val="center"/>
+          </w:tcPr>
+          <w:p>
+            <w:pPr>
+              <w:bidi w:val="0"/>
+              <w:spacing w:line="240" w:lineRule="auto" w:after="40"/>
+              <w:jc w:val="start"/>
+            </w:pPr>
+            <w:r>
+              <w:rPr>
+                <w:lang w:val="hy-AM" w:bidi="hy-AM"/>
+                <w:sz w:val="20"/>
+                <w:rtl w:val="0"/>
+              </w:rPr>
+              <w:t>POST /fulfillment/{id}</w:t>
+            </w:r>
+          </w:p>
+        </w:tc>
+        <w:tc>
+          <w:tcPr>
+            <w:tcW w:type="dxa" w:w="5112"/>
+            <w:vAlign w:val="center"/>
+          </w:tcPr>
+          <w:p>
+            <w:pPr>
+              <w:bidi w:val="0"/>
+              <w:spacing w:line="240" w:lineRule="auto" w:after="40"/>
+              <w:jc w:val="start"/>
+            </w:pPr>
+            <w:r>
+              <w:rPr>
+                <w:lang w:val="hy-AM" w:bidi="hy-AM"/>
+                <w:sz w:val="20"/>
+                <w:rtl w:val="0"/>
+              </w:rPr>
+              <w:t>wcip_manage_fulfillment + order access + revision</w:t>
+            </w:r>
+          </w:p>
+        </w:tc>
+      </w:tr>
+      <w:tr>
+        <w:trPr>
+          <w:cantSplit/>
+        </w:trPr>
+        <w:tc>
+          <w:tcPr>
+            <w:tcW w:type="dxa" w:w="5112"/>
+            <w:vAlign w:val="center"/>
+          </w:tcPr>
+          <w:p>
+            <w:pPr>
+              <w:bidi w:val="0"/>
+              <w:spacing w:line="240" w:lineRule="auto" w:after="40"/>
+              <w:jc w:val="start"/>
+            </w:pPr>
+            <w:r>
+              <w:rPr>
+                <w:lang w:val="hy-AM" w:bidi="hy-AM"/>
+                <w:sz w:val="20"/>
+                <w:rtl w:val="0"/>
+              </w:rPr>
+              <w:t>POST /exports</w:t>
+            </w:r>
+          </w:p>
+        </w:tc>
+        <w:tc>
+          <w:tcPr>
+            <w:tcW w:type="dxa" w:w="5112"/>
+            <w:vAlign w:val="center"/>
+          </w:tcPr>
+          <w:p>
+            <w:pPr>
+              <w:bidi w:val="0"/>
+              <w:spacing w:line="240" w:lineRule="auto" w:after="40"/>
+              <w:jc w:val="start"/>
+            </w:pPr>
+            <w:r>
+              <w:rPr>
+                <w:lang w:val="hy-AM" w:bidi="hy-AM"/>
+                <w:sz w:val="20"/>
+                <w:rtl w:val="0"/>
+              </w:rPr>
+              <w:t>wcip_export_orders + order access + event_key</w:t>
+            </w:r>
+          </w:p>
+        </w:tc>
+      </w:tr>
+      <w:tr>
+        <w:trPr>
+          <w:cantSplit/>
+        </w:trPr>
+        <w:tc>
+          <w:tcPr>
+            <w:tcW w:type="dxa" w:w="5112"/>
+            <w:vAlign w:val="center"/>
+          </w:tcPr>
+          <w:p>
+            <w:pPr>
+              <w:bidi w:val="0"/>
+              <w:spacing w:line="240" w:lineRule="auto" w:after="40"/>
+              <w:jc w:val="start"/>
+            </w:pPr>
+            <w:r>
+              <w:rPr>
+                <w:lang w:val="hy-AM" w:bidi="hy-AM"/>
+                <w:sz w:val="20"/>
+                <w:rtl w:val="0"/>
+              </w:rPr>
+              <w:t>GET /exports/history</w:t>
+            </w:r>
+          </w:p>
+        </w:tc>
+        <w:tc>
+          <w:tcPr>
+            <w:tcW w:type="dxa" w:w="5112"/>
+            <w:vAlign w:val="center"/>
+          </w:tcPr>
+          <w:p>
+            <w:pPr>
+              <w:bidi w:val="0"/>
+              <w:spacing w:line="240" w:lineRule="auto" w:after="40"/>
+              <w:jc w:val="start"/>
+            </w:pPr>
+            <w:r>
+              <w:rPr>
+                <w:lang w:val="hy-AM" w:bidi="hy-AM"/>
+                <w:sz w:val="20"/>
+                <w:rtl w:val="0"/>
+              </w:rPr>
+              <w:t>wcip_export_orders</w:t>
+            </w:r>
+          </w:p>
+        </w:tc>
+      </w:tr>
+      <w:tr>
+        <w:trPr>
+          <w:cantSplit/>
+        </w:trPr>
+        <w:tc>
+          <w:tcPr>
+            <w:tcW w:type="dxa" w:w="5112"/>
+            <w:vAlign w:val="center"/>
+          </w:tcPr>
+          <w:p>
+            <w:pPr>
+              <w:bidi w:val="0"/>
+              <w:spacing w:line="240" w:lineRule="auto" w:after="40"/>
+              <w:jc w:val="start"/>
+            </w:pPr>
+            <w:r>
+              <w:rPr>
+                <w:lang w:val="hy-AM" w:bidi="hy-AM"/>
+                <w:sz w:val="20"/>
+                <w:rtl w:val="0"/>
+              </w:rPr>
+              <w:t>POST /exports/test</w:t>
+            </w:r>
+          </w:p>
+        </w:tc>
+        <w:tc>
+          <w:tcPr>
+            <w:tcW w:type="dxa" w:w="5112"/>
+            <w:vAlign w:val="center"/>
+          </w:tcPr>
+          <w:p>
+            <w:pPr>
+              <w:bidi w:val="0"/>
+              <w:spacing w:line="240" w:lineRule="auto" w:after="40"/>
+              <w:jc w:val="start"/>
+            </w:pPr>
+            <w:r>
+              <w:rPr>
+                <w:lang w:val="hy-AM" w:bidi="hy-AM"/>
+                <w:sz w:val="20"/>
+                <w:rtl w:val="0"/>
+              </w:rPr>
+              <w:t>wcip_export_orders + wcip_manage_settings</w:t>
+            </w:r>
+          </w:p>
+        </w:tc>
+      </w:tr>
+      <w:tr>
+        <w:trPr>
+          <w:cantSplit/>
+        </w:trPr>
+        <w:tc>
+          <w:tcPr>
+            <w:tcW w:type="dxa" w:w="5112"/>
+            <w:vAlign w:val="center"/>
+          </w:tcPr>
+          <w:p>
+            <w:pPr>
+              <w:bidi w:val="0"/>
+              <w:spacing w:line="240" w:lineRule="auto" w:after="40"/>
+              <w:jc w:val="start"/>
+            </w:pPr>
+            <w:r>
+              <w:rPr>
+                <w:lang w:val="hy-AM" w:bidi="hy-AM"/>
+                <w:sz w:val="20"/>
+                <w:rtl w:val="0"/>
+              </w:rPr>
+              <w:t>GET /diagnostics</w:t>
+            </w:r>
+          </w:p>
+        </w:tc>
+        <w:tc>
+          <w:tcPr>
+            <w:tcW w:type="dxa" w:w="5112"/>
+            <w:vAlign w:val="center"/>
+          </w:tcPr>
+          <w:p>
+            <w:pPr>
+              <w:bidi w:val="0"/>
+              <w:spacing w:line="240" w:lineRule="auto" w:after="40"/>
+              <w:jc w:val="start"/>
+            </w:pPr>
+            <w:r>
+              <w:rPr>
+                <w:lang w:val="hy-AM" w:bidi="hy-AM"/>
+                <w:sz w:val="20"/>
+                <w:rtl w:val="0"/>
+              </w:rPr>
+              <w:t>wcip_manage_settings + wcip_print_invoices</w:t>
+            </w:r>
+          </w:p>
+        </w:tc>
+      </w:tr>
+    </w:tbl>
+    <w:p>
+      <w:pPr>
+        <w:pStyle w:val="Code"/>
+        <w:bidi w:val="0"/>
+        <w:jc w:val="start"/>
+      </w:pPr>
+      <w:r>
+        <w:rPr>
+          <w:lang w:val="hy-AM" w:bidi="hy-AM"/>
+          <w:rtl w:val="0"/>
+        </w:rPr>
+        <w:t>TemplateDefinition(id, name, description, paper_size, orientation, supports_rtl, file_path, document_type = "invoice")</w:t>
+      </w:r>
+    </w:p>
+    <w:p>
+      <w:pPr>
+        <w:pStyle w:val="Code"/>
+        <w:bidi w:val="0"/>
+        <w:jc w:val="start"/>
+      </w:pPr>
+      <w:r>
+        <w:rPr>
+          <w:lang w:val="hy-AM" w:bidi="hy-AM"/>
+          <w:rtl w:val="0"/>
+        </w:rPr>
+        <w:t>document_type: invoice | shipping_label | packing_list</w:t>
+        <w:br/>
+        <w:t>ExportAdapterInterface: id(), capabilities(), validate_configuration(), test_connection(), submit(payload, idempotency_key)</w:t>
+      </w:r>
+    </w:p>
+    <w:p>
+      <w:pPr>
+        <w:pStyle w:val="Code"/>
+        <w:bidi w:val="0"/>
+        <w:jc w:val="start"/>
+      </w:pPr>
+      <w:r>
+        <w:rPr>
+          <w:lang w:val="hy-AM" w:bidi="hy-AM"/>
+          <w:rtl w:val="0"/>
+        </w:rPr>
+        <w:t>wcip_runtime_leases · wcip_document_references · wcip_fulfillment · wcip_fulfillment_events · wcip_export_outbox</w:t>
+      </w:r>
+    </w:p>
+    <w:p>
+      <w:pPr>
+        <w:bidi w:val="0"/>
+        <w:spacing w:line="240" w:lineRule="auto" w:after="60"/>
+        <w:jc w:val="start"/>
+      </w:pPr>
+      <w:r>
+        <w:rPr>
+          <w:lang w:val="hy-AM" w:bidi="hy-AM" w:eastAsia="hy-AM"/>
+          <w:color w:val="000000"/>
+          <w:rtl w:val="0"/>
+          <w:rFonts w:ascii="Arial" w:hAnsi="Arial" w:eastAsia="Arial" w:cs="Arial"/>
+        </w:rPr>
+        <w:t>1.3.0: Օգտագործեք միայն բաց կոդով ծրագրեր և ծառայություններ՝ առանց պարտադիր բաժանորդագրության կամ առաջադրանքի վճարի։ CUPS-ը փոխարինում է նախկին առևտրային ծառայությանը։ Թարմացումը հեռացնում է հին մուտքային տվյալները, անջատում ավտոմատացումը, չեղարկում սպասող առաջադրանքները և ընթացիկները նշում unknown։ Հաստատված պատմությունը մնում է․ հին առաջադրանքները չեն փոխանցվում CUPS-ին։ Նորից կարգավորեք CUPS-ը և կրկնատպումից առաջ ստուգեք հերթն ու թուղթը։ Թարմացումից առաջ կանգնեցրեք աշխատողներին և պահուստավորեք։ DOCX-ը խմբագրեք LibreOffice-ով։</w:t>
+      </w:r>
+    </w:p>
+    <w:p>
+      <w:pPr>
+        <w:pStyle w:val="Code"/>
+        <w:bidi w:val="0"/>
+        <w:spacing w:before="0" w:after="0"/>
+        <w:jc w:val="start"/>
+      </w:pPr>
+      <w:r>
+        <w:rPr>
+          <w:lang w:val="en-US" w:bidi="en-US" w:eastAsia="en-US"/>
+          <w:color w:val="000000"/>
+          <w:rtl w:val="0"/>
+          <w:rFonts w:ascii="Courier New" w:hAnsi="Courier New" w:eastAsia="Courier New" w:cs="Courier New"/>
+        </w:rPr>
+        <w:t>cups_endpoint: HTTPS origin 443/631; cups_printer_id: exact queue</w:t>
+        <w:br/>
+        <w:t>cups_username · cups_password · provider_id=cups</w:t>
+        <w:br/>
+        <w:t>WCIP_CUPS_PASSWORD · WCIP_CUPS_TRUSTED_HOSTS · WCIP_CUPS_CA_BUNDLE</w:t>
+        <w:br/>
+        <w:t>Migration 1.3.0 · schema 1.4.0 · docs/open-source-printing.md</w:t>
+      </w:r>
+    </w:p>
+    <w:p>
+      <w:pPr>
+        <w:pStyle w:val="Heading1"/>
+        <w:bidi w:val="0"/>
+        <w:jc w:val="start"/>
+      </w:pPr>
+      <w:r>
+        <w:rPr>
+          <w:lang w:val="hy-AM" w:bidi="hy-AM" w:eastAsia="hy-AM"/>
+          <w:color w:val="000000"/>
+          <w:rtl w:val="0"/>
+          <w:rFonts w:ascii="Arial" w:hAnsi="Arial" w:eastAsia="Arial" w:cs="Arial"/>
+        </w:rPr>
+        <w:t>Ավտոմատ տպում տարբեր համակարգերում</w:t>
+      </w:r>
+    </w:p>
+    <w:p>
+      <w:pPr>
+        <w:bidi w:val="0"/>
+        <w:jc w:val="start"/>
+      </w:pPr>
+      <w:r>
+        <w:rPr>
+          <w:lang w:val="hy-AM" w:bidi="hy-AM" w:eastAsia="hy-AM"/>
+          <w:color w:val="000000"/>
+          <w:rtl w:val="0"/>
+          <w:rFonts w:ascii="Arial" w:hAnsi="Arial" w:eastAsia="Arial" w:cs="Arial"/>
+        </w:rPr>
+        <w:t>WordPress-ը տեղադրվում է ցանկացած աջակցվող հոսթի OS-ում՝ համօգտագործվող հոսթինգում, VPS-ում կամ առանձնացված սերվերում։ Պետք են հայտարարված PHP ընդլայնումները, գրելի ժամանակավոր տարածք և հավելվածի գաղտնաբառերով HTTPS REST։ Հոսթում տպման ծրագիր կամ shell հրաման պետք չէ։ Տպման համակարգչին պետք են Python 3.10+ և ելքային HTTPS․ Windows-ում՝ անվճար բաց կոդով SumatraPDF, Linux/macOS-ում՝ CUPS lp։ Համակարգիչն ու տպիչը պահեք պատրաստ։</w:t>
+      </w:r>
+    </w:p>
+    <w:p>
+      <w:pPr>
+        <w:bidi w:val="0"/>
+        <w:jc w:val="start"/>
+      </w:pPr>
+      <w:r>
+        <w:rPr>
+          <w:lang w:val="hy-AM" w:bidi="hy-AM" w:eastAsia="hy-AM"/>
+          <w:color w:val="000000"/>
+          <w:rtl w:val="0"/>
+          <w:rFonts w:ascii="Arial" w:hAnsi="Arial" w:eastAsia="Arial" w:cs="Arial"/>
+        </w:rPr>
+        <w:t>Ստեղծեք առանձին Տպման գործակալ օգտվող և հավելվածի գաղտնաբառ։ Printers-ում կապեք թվային ID-ն և մեծատառերին զգայուն տրամաբանական հերթը․ ցուցադրված REST URL-ը պատճենեք տեղական կարգավորմանը։ Հերթը կապեք տեղադրված տպիչի և ծրագրի ուղու հետ, գաղտնաբառը փոխանցեք միջավայրով։ Մինչ ակտիվացնելը ստուգեք ձեռքով տպումն ու թուղթը։ Windows-ում օգտագործեք Task Scheduler՝ տպող օգտվողի մուտքի պահին, Linux/macOS-ում՝ ծառայությունների կառավարիչ։ Գործակալը պետք է շարունակ աշխատի․ բաց բրաուզեր պետք չէ։</w:t>
+      </w:r>
+    </w:p>
+    <w:p>
+      <w:pPr>
+        <w:bidi w:val="0"/>
+        <w:jc w:val="start"/>
+      </w:pPr>
+      <w:r>
+        <w:rPr>
+          <w:lang w:val="hy-AM" w:bidi="hy-AM" w:eastAsia="hy-AM"/>
+          <w:color w:val="000000"/>
+          <w:rtl w:val="0"/>
+          <w:rFonts w:ascii="Arial" w:hAnsi="Arial" w:eastAsia="Arial" w:cs="Arial"/>
+        </w:rPr>
+        <w:t>PDF ներբեռնումը չի թույլատրում տպում մինչև start-ի հաջողությունը։ Պատրաստման վարձակալումը 600 վայրկյանից կարող է կրկին վերցվել․ սկսված և ժամկետանցը դառնում է unknown։ Կայուն SQLite մատյանը գրանցում է փորձը մինչև տպիչի կանչը։ Խափանումից հետո հայտնում է անորոշություն՝ առանց կրկին տպելու․ ստացականի կրկնումը չի տպում։ Թարմացնելիս պահեք մատյանը և սահմանափակեք մատյանի ու գաղտնաբառի հասանելիությունը։ submitted-ը հերթի ընդունումն է, ոչ թղթի հաստատումը։</w:t>
+      </w:r>
+    </w:p>
+    <w:p>
+      <w:pPr>
+        <w:bidi w:val="0"/>
+        <w:jc w:val="start"/>
+      </w:pPr>
+      <w:r>
+        <w:rPr>
+          <w:lang w:val="hy-AM" w:bidi="hy-AM" w:eastAsia="hy-AM"/>
+          <w:color w:val="000000"/>
+          <w:rtl w:val="0"/>
+          <w:rFonts w:ascii="Arial" w:hAnsi="Arial" w:eastAsia="Arial" w:cs="Arial"/>
+        </w:rPr>
+        <w:t>Գործակալի դերն ունի միայն read և wcip_run_print_agent։ Claim/start/receipt պահանջում են HTTPS, իրական հավելվածի գաղտնաբառի նույնականացում, կապակցված օգտվող/հերթ և ընթացիկ նշան։ Plugin-ը պահում է նշանի հեշը, ստուգում PDF-ի չափն ու հեշը և start-ից առաջ վերահաստատում ավտոմատ տպման իրավունքը։ Տեղական մասը ընդլայնեք հաստատուն արգումենտներով առանց shell-ի․ պահեք մատյանի հերթականությունը և անորոշության մշակումը։ Տեղադրումից առաջ փորձեք իրական OS ու տպիչներ։</w:t>
+      </w:r>
+    </w:p>
+    <w:p>
+      <w:pPr>
+        <w:pStyle w:val="Code"/>
+        <w:bidi w:val="0"/>
+        <w:jc w:val="start"/>
+      </w:pPr>
+      <w:r>
+        <w:rPr>
+          <w:lang w:val="en-US" w:bidi="en-US" w:eastAsia="en-US"/>
+          <w:color w:val="000000"/>
+          <w:rtl w:val="0"/>
+          <w:rFonts w:ascii="Courier New" w:hAnsi="Courier New" w:eastAsia="Courier New" w:cs="Courier New"/>
+        </w:rPr>
+        <w:t>automatic_provider: agent | cups</w:t>
+        <w:br/>
+        <w:t>agent_user_id: paired numeric WordPress user ID</w:t>
+        <w:br/>
+        <w:t>agent_queue: Office (exact case, same on both sides)</w:t>
+        <w:br/>
+        <w:t>POST /agent/claim: route</w:t>
+        <w:br/>
+        <w:t>POST /agent/jobs/{id}/start: token</w:t>
+        <w:br/>
+        <w:t>POST /agent/jobs/{id}/receipt: token, outcome</w:t>
+        <w:br/>
+        <w:t>outcome: submitted | unknown | failed</w:t>
+      </w:r>
+    </w:p>
+    <w:p>
+      <w:pPr>
+        <w:pStyle w:val="Code"/>
+        <w:bidi w:val="0"/>
+        <w:jc w:val="start"/>
+      </w:pPr>
+      <w:r>
+        <w:rPr>
+          <w:lang w:val="en-US" w:bidi="en-US" w:eastAsia="en-US"/>
+          <w:color w:val="000000"/>
+          <w:rtl w:val="0"/>
+          <w:rFonts w:ascii="Courier New" w:hAnsi="Courier New" w:eastAsia="Courier New" w:cs="Courier New"/>
+        </w:rPr>
+        <w:t>print-agent/config.example.json -&gt; private config.json</w:t>
+        <w:br/>
+        <w:t>WCIP_AGENT_PASSWORD: WordPress Application Password</w:t>
+        <w:br/>
+        <w:t>Windows: python wcip_agent.py --config config.json</w:t>
+        <w:br/>
+        <w:t>Linux/macOS: python3 wcip_agent.py --config config.json</w:t>
+        <w:br/>
+        <w:t>Local backend: sumatra (Windows) | cups (Linux/macOS)</w:t>
+        <w:br/>
+        <w:t>Backend executable: SumatraPDF.exe | /usr/bin/lp</w:t>
+        <w:br/>
+        <w:t>Queue mapping: route -&gt; printer (local installed name)</w:t>
+        <w:br/>
+        <w:t>Private journal: state.sqlite3 (preserve on restart)</w:t>
+        <w:br/>
+        <w:t>python3 -m unittest discover -s print-agent -p "test_*.py"</w:t>
+        <w:br/>
+        <w:t>docs/cross-platform-printing.md · print-agent/README.md</w:t>
+      </w:r>
+    </w:p>
     <w:sectPr>
       <w:headerReference w:type="default" r:id="rId9"/>
       <w:footerReference w:type="default" r:id="rId10"/>
+      <w:headerReference w:type="first" r:id="rId11"/>
+      <w:footerReference w:type="first" r:id="rId12"/>
+      <w:headerReference w:type="even" r:id="rId13"/>
+      <w:footerReference w:type="even" r:id="rId14"/>
       <w:pgSz w:w="12240" w:h="15840"/>
       <w:pgMar w:top="1008" w:right="1008" w:bottom="1008" w:left="1008" w:header="432" w:footer="432" w:gutter="0"/>
       <w:cols w:space="720"/>
@@ -11463,6 +11412,26 @@
 </w:ftr>
 </file>
 
+<file path=word/footer2.xml><?xml version="1.0" encoding="utf-8"?>
+<w:ftr xmlns:m="http://schemas.openxmlformats.org/officeDocument/2006/math" xmlns:mc="http://schemas.openxmlformats.org/markup-compatibility/2006" xmlns:mo="http://schemas.microsoft.com/office/mac/office/2008/main" xmlns:mv="urn:schemas-microsoft-com:mac:vml" xmlns:o="urn:schemas-microsoft-com:office:office" xmlns:r="http://schemas.openxmlformats.org/officeDocument/2006/relationships" xmlns:v="urn:schemas-microsoft-com:vml" xmlns:w10="urn:schemas-microsoft-com:office:word" xmlns:w14="http://schemas.microsoft.com/office/word/2010/wordml" xmlns:w="http://schemas.openxmlformats.org/wordprocessingml/2006/main" xmlns:wne="http://schemas.microsoft.com/office/word/2006/wordml" xmlns:wp14="http://schemas.microsoft.com/office/word/2010/wordprocessingDrawing" xmlns:wp="http://schemas.openxmlformats.org/drawingml/2006/wordprocessingDrawing" xmlns:wpc="http://schemas.microsoft.com/office/word/2010/wordprocessingCanvas" xmlns:wpg="http://schemas.microsoft.com/office/word/2010/wordprocessingGroup" xmlns:wpi="http://schemas.microsoft.com/office/word/2010/wordprocessingInk" xmlns:wps="http://schemas.microsoft.com/office/word/2010/wordprocessingShape" mc:Ignorable="w14 wp14">
+  <w:p>
+    <w:pPr>
+      <w:pStyle w:val="Footer"/>
+    </w:pPr>
+  </w:p>
+</w:ftr>
+</file>
+
+<file path=word/footer3.xml><?xml version="1.0" encoding="utf-8"?>
+<w:ftr xmlns:m="http://schemas.openxmlformats.org/officeDocument/2006/math" xmlns:mc="http://schemas.openxmlformats.org/markup-compatibility/2006" xmlns:mo="http://schemas.microsoft.com/office/mac/office/2008/main" xmlns:mv="urn:schemas-microsoft-com:mac:vml" xmlns:o="urn:schemas-microsoft-com:office:office" xmlns:r="http://schemas.openxmlformats.org/officeDocument/2006/relationships" xmlns:v="urn:schemas-microsoft-com:vml" xmlns:w10="urn:schemas-microsoft-com:office:word" xmlns:w14="http://schemas.microsoft.com/office/word/2010/wordml" xmlns:w="http://schemas.openxmlformats.org/wordprocessingml/2006/main" xmlns:wne="http://schemas.microsoft.com/office/word/2006/wordml" xmlns:wp14="http://schemas.microsoft.com/office/word/2010/wordprocessingDrawing" xmlns:wp="http://schemas.openxmlformats.org/drawingml/2006/wordprocessingDrawing" xmlns:wpc="http://schemas.microsoft.com/office/word/2010/wordprocessingCanvas" xmlns:wpg="http://schemas.microsoft.com/office/word/2010/wordprocessingGroup" xmlns:wpi="http://schemas.microsoft.com/office/word/2010/wordprocessingInk" xmlns:wps="http://schemas.microsoft.com/office/word/2010/wordprocessingShape" mc:Ignorable="w14 wp14">
+  <w:p>
+    <w:pPr>
+      <w:pStyle w:val="Footer"/>
+    </w:pPr>
+  </w:p>
+</w:ftr>
+</file>
+
 <file path=word/header1.xml><?xml version="1.0" encoding="utf-8"?>
 <w:hdr xmlns:m="http://schemas.openxmlformats.org/officeDocument/2006/math" xmlns:mc="http://schemas.openxmlformats.org/markup-compatibility/2006" xmlns:mo="http://schemas.microsoft.com/office/mac/office/2008/main" xmlns:mv="urn:schemas-microsoft-com:mac:vml" xmlns:o="urn:schemas-microsoft-com:office:office" xmlns:r="http://schemas.openxmlformats.org/officeDocument/2006/relationships" xmlns:v="urn:schemas-microsoft-com:vml" xmlns:w10="urn:schemas-microsoft-com:office:word" xmlns:w14="http://schemas.microsoft.com/office/word/2010/wordml" xmlns:w="http://schemas.openxmlformats.org/wordprocessingml/2006/main" xmlns:wne="http://schemas.microsoft.com/office/word/2006/wordml" xmlns:wp14="http://schemas.microsoft.com/office/word/2010/wordprocessingDrawing" xmlns:wp="http://schemas.openxmlformats.org/drawingml/2006/wordprocessingDrawing" xmlns:wpc="http://schemas.microsoft.com/office/word/2010/wordprocessingCanvas" xmlns:wpg="http://schemas.microsoft.com/office/word/2010/wordprocessingGroup" xmlns:wpi="http://schemas.microsoft.com/office/word/2010/wordprocessingInk" xmlns:wps="http://schemas.microsoft.com/office/word/2010/wordprocessingShape" mc:Ignorable="w14 wp14">
   <w:p>
@@ -11479,8 +11448,28 @@
         <w:rtl w:val="0"/>
         <w:lang w:val="en-US" w:eastAsia="hy-AM" w:bidi="hy-AM"/>
       </w:rPr>
-      <w:t>WooCommerce Invoice Printer  1.1.2</w:t>
+      <w:t>WooCommerce Invoice Printer  1.4.0</w:t>
     </w:r>
+  </w:p>
+</w:hdr>
+</file>
+
+<file path=word/header2.xml><?xml version="1.0" encoding="utf-8"?>
+<w:hdr xmlns:m="http://schemas.openxmlformats.org/officeDocument/2006/math" xmlns:mc="http://schemas.openxmlformats.org/markup-compatibility/2006" xmlns:mo="http://schemas.microsoft.com/office/mac/office/2008/main" xmlns:mv="urn:schemas-microsoft-com:mac:vml" xmlns:o="urn:schemas-microsoft-com:office:office" xmlns:r="http://schemas.openxmlformats.org/officeDocument/2006/relationships" xmlns:v="urn:schemas-microsoft-com:vml" xmlns:w10="urn:schemas-microsoft-com:office:word" xmlns:w14="http://schemas.microsoft.com/office/word/2010/wordml" xmlns:w="http://schemas.openxmlformats.org/wordprocessingml/2006/main" xmlns:wne="http://schemas.microsoft.com/office/word/2006/wordml" xmlns:wp14="http://schemas.microsoft.com/office/word/2010/wordprocessingDrawing" xmlns:wp="http://schemas.openxmlformats.org/drawingml/2006/wordprocessingDrawing" xmlns:wpc="http://schemas.microsoft.com/office/word/2010/wordprocessingCanvas" xmlns:wpg="http://schemas.microsoft.com/office/word/2010/wordprocessingGroup" xmlns:wpi="http://schemas.microsoft.com/office/word/2010/wordprocessingInk" xmlns:wps="http://schemas.microsoft.com/office/word/2010/wordprocessingShape" mc:Ignorable="w14 wp14">
+  <w:p>
+    <w:pPr>
+      <w:pStyle w:val="Header"/>
+    </w:pPr>
+  </w:p>
+</w:hdr>
+</file>
+
+<file path=word/header3.xml><?xml version="1.0" encoding="utf-8"?>
+<w:hdr xmlns:m="http://schemas.openxmlformats.org/officeDocument/2006/math" xmlns:mc="http://schemas.openxmlformats.org/markup-compatibility/2006" xmlns:mo="http://schemas.microsoft.com/office/mac/office/2008/main" xmlns:mv="urn:schemas-microsoft-com:mac:vml" xmlns:o="urn:schemas-microsoft-com:office:office" xmlns:r="http://schemas.openxmlformats.org/officeDocument/2006/relationships" xmlns:v="urn:schemas-microsoft-com:vml" xmlns:w10="urn:schemas-microsoft-com:office:word" xmlns:w14="http://schemas.microsoft.com/office/word/2010/wordml" xmlns:w="http://schemas.openxmlformats.org/wordprocessingml/2006/main" xmlns:wne="http://schemas.microsoft.com/office/word/2006/wordml" xmlns:wp14="http://schemas.microsoft.com/office/word/2010/wordprocessingDrawing" xmlns:wp="http://schemas.openxmlformats.org/drawingml/2006/wordprocessingDrawing" xmlns:wpc="http://schemas.microsoft.com/office/word/2010/wordprocessingCanvas" xmlns:wpg="http://schemas.microsoft.com/office/word/2010/wordprocessingGroup" xmlns:wpi="http://schemas.microsoft.com/office/word/2010/wordprocessingInk" xmlns:wps="http://schemas.microsoft.com/office/word/2010/wordprocessingShape" mc:Ignorable="w14 wp14">
+  <w:p>
+    <w:pPr>
+      <w:pStyle w:val="Header"/>
+    </w:pPr>
   </w:p>
 </w:hdr>
 </file>
